--- a/eng/docx/64.content.docx
+++ b/eng/docx/64.content.docx
@@ -7,6 +7,15 @@
       <w:r/>
     </w:p>
     <w:p>
+      <w:pPr>
+        <w:pStyle w:val="Heading2"/>
+      </w:pPr>
+      <w:r>
+        <w:t>Resource: Study Notes (Tyndale)</w:t>
+      </w:r>
+      <w:r/>
+    </w:p>
+    <w:p>
       <w:r/>
       <w:r>
         <w:rPr>
@@ -46,7 +55,7 @@
         <w:pStyle w:val="Heading1"/>
       </w:pPr>
       <w:r>
-        <w:t>Aquifer Open Study Notes</w:t>
+        <w:t>Study Notes (Tyndale)</w:t>
       </w:r>
     </w:p>
     <w:p>
@@ -55,6 +64,51 @@
           <w:headerReference w:type="even" r:id="rId8"/>
           <w:headerReference w:type="default" r:id="rId9"/>
           <w:footerReference w:type="default" r:id="rId10"/>
+          <w:footnotePr>
+            <w:numRestart w:val="eachSect"/>
+          </w:footnotePr>
+          <w:type w:val="continuous"/>
+          <w:pgSz w:w="12240" w:h="15840" w:code="1"/>
+          <w:pgMar w:top="1440" w:right="1440" w:bottom="1440" w:left="1440" w:header="504" w:footer="504" w:gutter="0"/>
+          <w:cols w:space="708"/>
+          <w:titlePg/>
+          <w:docGrid w:linePitch="360"/>
+        </w:sectPr>
+      </w:pPr>
+    </w:p>
+    <w:p>
+      <w:r/>
+    </w:p>
+    <w:p>
+      <w:pPr>
+        <w:pStyle w:val="Heading2"/>
+      </w:pPr>
+      <w:r>
+        <w:t>3JN</w:t>
+      </w:r>
+      <w:r/>
+    </w:p>
+    <w:p>
+      <w:r/>
+      <w:r>
+        <w:rPr>
+          <w:i/>
+        </w:rPr>
+        <w:t>3 John 1:1, 3 John 1:1–4, 3 John 1:3, 3 John 1:4, 3 John 1:5, 3 John 1:5–8, 3 John 1:6, 3 John 1:7–8, 3 John 1:9, 3 John 1:9–12, 3 John 1:11, 3 John 1:12, 3 John 1:13, 3 John 1:13–15, 3 John 1:14, 3 John 1:15</w:t>
+      </w:r>
+      <w:r/>
+    </w:p>
+    <w:p>
+      <w:r/>
+      <w:r>
+        <w:t xml:space="preserve"> </w:t>
+      </w:r>
+      <w:r/>
+      <w:r/>
+    </w:p>
+    <w:p>
+      <w:pPr>
+        <w:sectPr>
           <w:footnotePr>
             <w:numRestart w:val="eachSect"/>
           </w:footnotePr>

--- a/eng/docx/64.content.docx
+++ b/eng/docx/64.content.docx
@@ -4,57 +4,114 @@
   <w:body>
     <w:p/>
     <w:p>
-      <w:r/>
+      <w:pPr/>
+      <w:r>
+        <w:rPr>
+          <w:lang w:val="en_US" w:bidi="en_US"/>
+        </w:rPr>
+      </w:r>
     </w:p>
     <w:p>
       <w:pPr>
         <w:pStyle w:val="Heading2"/>
       </w:pPr>
       <w:r>
+        <w:rPr>
+          <w:lang w:val="en_US" w:bidi="en_US"/>
+        </w:rPr>
         <w:t>Resource: Study Notes (Tyndale)</w:t>
       </w:r>
-      <w:r/>
+      <w:r>
+        <w:rPr>
+          <w:lang w:val="en_US" w:bidi="en_US"/>
+        </w:rPr>
+      </w:r>
     </w:p>
     <w:p>
-      <w:r/>
+      <w:pPr/>
+      <w:r>
+        <w:rPr>
+          <w:lang w:val="en_US" w:bidi="en_US"/>
+        </w:rPr>
+      </w:r>
       <w:r>
         <w:rPr>
           <w:b/>
+          <w:lang w:val="en_US" w:bidi="en_US"/>
         </w:rPr>
         <w:t>Aquifer Open Study Notes</w:t>
       </w:r>
     </w:p>
     <w:p>
-      <w:r/>
-      <w:r>
+      <w:pPr/>
+      <w:r>
+        <w:rPr>
+          <w:lang w:val="en_US" w:bidi="en_US"/>
+        </w:rPr>
+      </w:r>
+      <w:r>
+        <w:rPr>
+          <w:lang w:val="en_US" w:bidi="en_US"/>
+        </w:rPr>
         <w:t xml:space="preserve">This work is an adaptation of </w:t>
       </w:r>
       <w:r>
+        <w:rPr>
+          <w:lang w:val="en_US" w:bidi="en_US"/>
+        </w:rPr>
         <w:t>Tyndale Open Study Notes</w:t>
       </w:r>
       <w:r>
+        <w:rPr>
+          <w:lang w:val="en_US" w:bidi="en_US"/>
+        </w:rPr>
         <w:t xml:space="preserve"> © 2023 Tyndale House Publishers, licensed under the CC BY-SA 4.0 license. The adaptation, </w:t>
       </w:r>
       <w:r>
+        <w:rPr>
+          <w:lang w:val="en_US" w:bidi="en_US"/>
+        </w:rPr>
         <w:t>Aquifer Open Study Notes</w:t>
       </w:r>
       <w:r>
+        <w:rPr>
+          <w:lang w:val="en_US" w:bidi="en_US"/>
+        </w:rPr>
         <w:t>, was created by Mission Mutual and is also licensed under CC BY-SA 4.0.</w:t>
       </w:r>
     </w:p>
     <w:p>
-      <w:r/>
-      <w:r>
+      <w:pPr/>
+      <w:r>
+        <w:rPr>
+          <w:lang w:val="en_US" w:bidi="en_US"/>
+        </w:rPr>
+      </w:r>
+      <w:r>
+        <w:rPr>
+          <w:lang w:val="en_US" w:bidi="en_US"/>
+        </w:rPr>
         <w:t>This resource has been adapted into multiple languages, including English, Tok Pisin, Arabic (عربي), French (Français), Hindi (हिंदी), Indonesian (Bahasa Indonesia), Portuguese (Português), Russian (Русский), Spanish (Español), Swahili (Kiswahili), and Simplified Chinese (简体中文).</w:t>
       </w:r>
-      <w:r/>
-      <w:r/>
+      <w:r>
+        <w:rPr>
+          <w:lang w:val="en_US" w:bidi="en_US"/>
+        </w:rPr>
+      </w:r>
+      <w:r>
+        <w:rPr>
+          <w:lang w:val="en_US" w:bidi="en_US"/>
+        </w:rPr>
+      </w:r>
     </w:p>
     <w:p>
       <w:pPr>
         <w:pStyle w:val="Heading1"/>
       </w:pPr>
       <w:r>
+        <w:rPr>
+          <w:lang w:val="en_US" w:bidi="en_US"/>
+        </w:rPr>
         <w:t>Study Notes (Tyndale)</w:t>
       </w:r>
     </w:p>
@@ -77,34 +134,72 @@
       </w:pPr>
     </w:p>
     <w:p>
-      <w:r/>
+      <w:pPr/>
+      <w:r>
+        <w:rPr>
+          <w:lang w:val="en_US" w:bidi="en_US"/>
+        </w:rPr>
+      </w:r>
     </w:p>
     <w:p>
       <w:pPr>
         <w:pStyle w:val="Heading2"/>
       </w:pPr>
       <w:r>
+        <w:rPr>
+          <w:lang w:val="en_US" w:bidi="en_US"/>
+        </w:rPr>
         <w:t>3JN</w:t>
       </w:r>
-      <w:r/>
+      <w:r>
+        <w:rPr>
+          <w:lang w:val="en_US" w:bidi="en_US"/>
+        </w:rPr>
+      </w:r>
     </w:p>
     <w:p>
-      <w:r/>
+      <w:pPr/>
+      <w:r>
+        <w:rPr>
+          <w:lang w:val="en_US" w:bidi="en_US"/>
+        </w:rPr>
+      </w:r>
       <w:r>
         <w:rPr>
           <w:i/>
+          <w:lang w:val="en_US" w:bidi="en_US"/>
         </w:rPr>
         <w:t>3 John 1:1, 3 John 1:1–4, 3 John 1:3, 3 John 1:4, 3 John 1:5, 3 John 1:5–8, 3 John 1:6, 3 John 1:7–8, 3 John 1:9, 3 John 1:9–12, 3 John 1:11, 3 John 1:12, 3 John 1:13, 3 John 1:13–15, 3 John 1:14, 3 John 1:15</w:t>
       </w:r>
-      <w:r/>
+      <w:r>
+        <w:rPr>
+          <w:lang w:val="en_US" w:bidi="en_US"/>
+        </w:rPr>
+      </w:r>
     </w:p>
     <w:p>
-      <w:r/>
-      <w:r>
+      <w:pPr/>
+      <w:r>
+        <w:rPr>
+          <w:lang w:val="en_US" w:bidi="en_US"/>
+        </w:rPr>
+      </w:r>
+      <w:r>
+        <w:rPr>
+          <w:lang w:val="en_US" w:bidi="en_US"/>
+        </w:rPr>
         <w:t xml:space="preserve"> </w:t>
       </w:r>
-      <w:r/>
-      <w:r/>
+      <w:r>
+        <w:rPr>
+          <w:lang w:val="en_US" w:bidi="en_US"/>
+        </w:rPr>
+      </w:r>
+      <w:r>
+        <w:rPr>
+          <w:lang w:val="en_US" w:bidi="en_US"/>
+        </w:rPr>
+      </w:r>
     </w:p>
     <w:p>
       <w:pPr>
@@ -122,39 +217,72 @@
       </w:pPr>
     </w:p>
     <w:p>
-      <w:r/>
+      <w:pPr/>
+      <w:r>
+        <w:rPr>
+          <w:lang w:val="en_US" w:bidi="en_US"/>
+        </w:rPr>
+      </w:r>
     </w:p>
     <w:p>
       <w:pPr>
         <w:pStyle w:val="Heading2"/>
       </w:pPr>
       <w:r>
+        <w:rPr>
+          <w:lang w:val="en_US" w:bidi="en_US"/>
+        </w:rPr>
         <w:t>3 John 1:1</w:t>
       </w:r>
-      <w:r/>
+      <w:r>
+        <w:rPr>
+          <w:lang w:val="en_US" w:bidi="en_US"/>
+        </w:rPr>
+      </w:r>
     </w:p>
     <w:p>
-      <w:r/>
-      <w:r>
+      <w:pPr/>
+      <w:r>
+        <w:rPr>
+          <w:lang w:val="en_US" w:bidi="en_US"/>
+        </w:rPr>
+      </w:r>
+      <w:r>
+        <w:rPr>
+          <w:lang w:val="en_US" w:bidi="en_US"/>
+        </w:rPr>
         <w:t xml:space="preserve">This letter is from John, the elder: The translators have added </w:t>
       </w:r>
       <w:r>
         <w:rPr>
           <w:i/>
+          <w:lang w:val="en_US" w:bidi="en_US"/>
         </w:rPr>
         <w:t>John</w:t>
       </w:r>
       <w:r>
+        <w:rPr>
+          <w:lang w:val="en_US" w:bidi="en_US"/>
+        </w:rPr>
         <w:t xml:space="preserve"> (see </w:t>
       </w:r>
       <w:r>
+        <w:rPr>
+          <w:lang w:val="en_US" w:bidi="en_US"/>
+        </w:rPr>
         <w:t>study note on 2 Jn 1:1</w:t>
       </w:r>
       <w:r>
+        <w:rPr>
+          <w:lang w:val="en_US" w:bidi="en_US"/>
+        </w:rPr>
         <w:t xml:space="preserve">). • There are several people named Gaius in the New Testament (see </w:t>
       </w:r>
       <w:hyperlink r:id="rId13">
         <w:r>
+          <w:rPr>
+            <w:lang w:val="en_US" w:bidi="en_US"/>
+          </w:rPr>
           <w:rPr>
             <w:color w:val="0000EE"/>
             <w:u w:val="single"/>
@@ -163,10 +291,16 @@
         </w:r>
       </w:hyperlink>
       <w:r>
+        <w:rPr>
+          <w:lang w:val="en_US" w:bidi="en_US"/>
+        </w:rPr>
         <w:t xml:space="preserve">; </w:t>
       </w:r>
       <w:hyperlink r:id="rId14">
         <w:r>
+          <w:rPr>
+            <w:lang w:val="en_US" w:bidi="en_US"/>
+          </w:rPr>
           <w:rPr>
             <w:color w:val="0000EE"/>
             <w:u w:val="single"/>
@@ -175,10 +309,16 @@
         </w:r>
       </w:hyperlink>
       <w:r>
+        <w:rPr>
+          <w:lang w:val="en_US" w:bidi="en_US"/>
+        </w:rPr>
         <w:t xml:space="preserve">; </w:t>
       </w:r>
       <w:hyperlink r:id="rId15">
         <w:r>
+          <w:rPr>
+            <w:lang w:val="en_US" w:bidi="en_US"/>
+          </w:rPr>
           <w:rPr>
             <w:color w:val="0000EE"/>
             <w:u w:val="single"/>
@@ -187,10 +327,16 @@
         </w:r>
       </w:hyperlink>
       <w:r>
+        <w:rPr>
+          <w:lang w:val="en_US" w:bidi="en_US"/>
+        </w:rPr>
         <w:t xml:space="preserve">; </w:t>
       </w:r>
       <w:hyperlink r:id="rId16">
         <w:r>
+          <w:rPr>
+            <w:lang w:val="en_US" w:bidi="en_US"/>
+          </w:rPr>
           <w:rPr>
             <w:color w:val="0000EE"/>
             <w:u w:val="single"/>
@@ -199,59 +345,125 @@
         </w:r>
       </w:hyperlink>
       <w:r>
+        <w:rPr>
+          <w:lang w:val="en_US" w:bidi="en_US"/>
+        </w:rPr>
         <w:t>); it was a popular name in the Greco-Roman world.</w:t>
       </w:r>
-      <w:r/>
-      <w:r/>
+      <w:r>
+        <w:rPr>
+          <w:lang w:val="en_US" w:bidi="en_US"/>
+        </w:rPr>
+      </w:r>
+      <w:r>
+        <w:rPr>
+          <w:lang w:val="en_US" w:bidi="en_US"/>
+        </w:rPr>
+      </w:r>
     </w:p>
     <w:p>
-      <w:r/>
+      <w:pPr/>
+      <w:r>
+        <w:rPr>
+          <w:lang w:val="en_US" w:bidi="en_US"/>
+        </w:rPr>
+      </w:r>
     </w:p>
     <w:p>
       <w:pPr>
         <w:pStyle w:val="Heading2"/>
       </w:pPr>
       <w:r>
+        <w:rPr>
+          <w:lang w:val="en_US" w:bidi="en_US"/>
+        </w:rPr>
         <w:t>3 John 1:1–4</w:t>
       </w:r>
-      <w:r/>
+      <w:r>
+        <w:rPr>
+          <w:lang w:val="en_US" w:bidi="en_US"/>
+        </w:rPr>
+      </w:r>
     </w:p>
     <w:p>
-      <w:r/>
-      <w:r>
+      <w:pPr/>
+      <w:r>
+        <w:rPr>
+          <w:lang w:val="en_US" w:bidi="en_US"/>
+        </w:rPr>
+      </w:r>
+      <w:r>
+        <w:rPr>
+          <w:lang w:val="en_US" w:bidi="en_US"/>
+        </w:rPr>
         <w:t>John begins his letter with a conventional greeting, which includes the identification of the author and addressee, a salutation (dear friend), a wish for the recipient’s welfare, and gratitude for some aspect of the friendship.</w:t>
       </w:r>
-      <w:r/>
-      <w:r/>
+      <w:r>
+        <w:rPr>
+          <w:lang w:val="en_US" w:bidi="en_US"/>
+        </w:rPr>
+      </w:r>
+      <w:r>
+        <w:rPr>
+          <w:lang w:val="en_US" w:bidi="en_US"/>
+        </w:rPr>
+      </w:r>
     </w:p>
     <w:p>
-      <w:r/>
+      <w:pPr/>
+      <w:r>
+        <w:rPr>
+          <w:lang w:val="en_US" w:bidi="en_US"/>
+        </w:rPr>
+      </w:r>
     </w:p>
     <w:p>
       <w:pPr>
         <w:pStyle w:val="Heading2"/>
       </w:pPr>
       <w:r>
+        <w:rPr>
+          <w:lang w:val="en_US" w:bidi="en_US"/>
+        </w:rPr>
         <w:t>3 John 1:3</w:t>
       </w:r>
-      <w:r/>
+      <w:r>
+        <w:rPr>
+          <w:lang w:val="en_US" w:bidi="en_US"/>
+        </w:rPr>
+      </w:r>
     </w:p>
     <w:p>
-      <w:r/>
-      <w:r>
+      <w:pPr/>
+      <w:r>
+        <w:rPr>
+          <w:lang w:val="en_US" w:bidi="en_US"/>
+        </w:rPr>
+      </w:r>
+      <w:r>
+        <w:rPr>
+          <w:lang w:val="en_US" w:bidi="en_US"/>
+        </w:rPr>
         <w:t xml:space="preserve">The traveling teachers (literally </w:t>
       </w:r>
       <w:r>
         <w:rPr>
           <w:i/>
+          <w:lang w:val="en_US" w:bidi="en_US"/>
         </w:rPr>
         <w:t>brothers</w:t>
       </w:r>
       <w:r>
+        <w:rPr>
+          <w:lang w:val="en_US" w:bidi="en_US"/>
+        </w:rPr>
         <w:t xml:space="preserve">) were probably John’s emissaries who traveled from church to church, teaching the Good News and encouraging Christians (see </w:t>
       </w:r>
       <w:hyperlink r:id="rId17">
         <w:r>
+          <w:rPr>
+            <w:lang w:val="en_US" w:bidi="en_US"/>
+          </w:rPr>
           <w:rPr>
             <w:color w:val="0000EE"/>
             <w:u w:val="single"/>
@@ -260,10 +472,16 @@
         </w:r>
       </w:hyperlink>
       <w:r>
+        <w:rPr>
+          <w:lang w:val="en_US" w:bidi="en_US"/>
+        </w:rPr>
         <w:t xml:space="preserve">, </w:t>
       </w:r>
       <w:hyperlink r:id="rId18">
         <w:r>
+          <w:rPr>
+            <w:lang w:val="en_US" w:bidi="en_US"/>
+          </w:rPr>
           <w:rPr>
             <w:color w:val="0000EE"/>
             <w:u w:val="single"/>
@@ -272,10 +490,16 @@
         </w:r>
       </w:hyperlink>
       <w:r>
+        <w:rPr>
+          <w:lang w:val="en_US" w:bidi="en_US"/>
+        </w:rPr>
         <w:t xml:space="preserve">). • you are living according to the truth: Gaius was faithful to the apostolic gospel of Jesus Christ. The false teachers denied the reality of the incarnation or the sacrificial death of Jesus Christ (cp. </w:t>
       </w:r>
       <w:hyperlink r:id="rId19">
         <w:r>
+          <w:rPr>
+            <w:lang w:val="en_US" w:bidi="en_US"/>
+          </w:rPr>
           <w:rPr>
             <w:color w:val="0000EE"/>
             <w:u w:val="single"/>
@@ -284,30 +508,64 @@
         </w:r>
       </w:hyperlink>
       <w:r>
+        <w:rPr>
+          <w:lang w:val="en_US" w:bidi="en_US"/>
+        </w:rPr>
         <w:t>).</w:t>
       </w:r>
-      <w:r/>
-      <w:r/>
+      <w:r>
+        <w:rPr>
+          <w:lang w:val="en_US" w:bidi="en_US"/>
+        </w:rPr>
+      </w:r>
+      <w:r>
+        <w:rPr>
+          <w:lang w:val="en_US" w:bidi="en_US"/>
+        </w:rPr>
+      </w:r>
     </w:p>
     <w:p>
-      <w:r/>
+      <w:pPr/>
+      <w:r>
+        <w:rPr>
+          <w:lang w:val="en_US" w:bidi="en_US"/>
+        </w:rPr>
+      </w:r>
     </w:p>
     <w:p>
       <w:pPr>
         <w:pStyle w:val="Heading2"/>
       </w:pPr>
       <w:r>
+        <w:rPr>
+          <w:lang w:val="en_US" w:bidi="en_US"/>
+        </w:rPr>
         <w:t>3 John 1:4</w:t>
       </w:r>
-      <w:r/>
+      <w:r>
+        <w:rPr>
+          <w:lang w:val="en_US" w:bidi="en_US"/>
+        </w:rPr>
+      </w:r>
     </w:p>
     <w:p>
-      <w:r/>
-      <w:r>
+      <w:pPr/>
+      <w:r>
+        <w:rPr>
+          <w:lang w:val="en_US" w:bidi="en_US"/>
+        </w:rPr>
+      </w:r>
+      <w:r>
+        <w:rPr>
+          <w:lang w:val="en_US" w:bidi="en_US"/>
+        </w:rPr>
         <w:t xml:space="preserve">As in 2 John (see </w:t>
       </w:r>
       <w:hyperlink r:id="rId20">
         <w:r>
+          <w:rPr>
+            <w:lang w:val="en_US" w:bidi="en_US"/>
+          </w:rPr>
           <w:rPr>
             <w:color w:val="0000EE"/>
             <w:u w:val="single"/>
@@ -316,10 +574,16 @@
         </w:r>
       </w:hyperlink>
       <w:r>
+        <w:rPr>
+          <w:lang w:val="en_US" w:bidi="en_US"/>
+        </w:rPr>
         <w:t>), John’s emphasis is on knowing and following the truth in contrast to Diotrephes and his followers (</w:t>
       </w:r>
       <w:hyperlink r:id="rId21">
         <w:r>
+          <w:rPr>
+            <w:lang w:val="en_US" w:bidi="en_US"/>
+          </w:rPr>
           <w:rPr>
             <w:color w:val="0000EE"/>
             <w:u w:val="single"/>
@@ -328,39 +592,77 @@
         </w:r>
       </w:hyperlink>
       <w:r>
+        <w:rPr>
+          <w:lang w:val="en_US" w:bidi="en_US"/>
+        </w:rPr>
         <w:t>).</w:t>
       </w:r>
-      <w:r/>
-      <w:r/>
+      <w:r>
+        <w:rPr>
+          <w:lang w:val="en_US" w:bidi="en_US"/>
+        </w:rPr>
+      </w:r>
+      <w:r>
+        <w:rPr>
+          <w:lang w:val="en_US" w:bidi="en_US"/>
+        </w:rPr>
+      </w:r>
     </w:p>
     <w:p>
-      <w:r/>
+      <w:pPr/>
+      <w:r>
+        <w:rPr>
+          <w:lang w:val="en_US" w:bidi="en_US"/>
+        </w:rPr>
+      </w:r>
     </w:p>
     <w:p>
       <w:pPr>
         <w:pStyle w:val="Heading2"/>
       </w:pPr>
       <w:r>
+        <w:rPr>
+          <w:lang w:val="en_US" w:bidi="en_US"/>
+        </w:rPr>
         <w:t>3 John 1:5</w:t>
       </w:r>
-      <w:r/>
+      <w:r>
+        <w:rPr>
+          <w:lang w:val="en_US" w:bidi="en_US"/>
+        </w:rPr>
+      </w:r>
     </w:p>
     <w:p>
-      <w:r/>
-      <w:r>
+      <w:pPr/>
+      <w:r>
+        <w:rPr>
+          <w:lang w:val="en_US" w:bidi="en_US"/>
+        </w:rPr>
+      </w:r>
+      <w:r>
+        <w:rPr>
+          <w:lang w:val="en_US" w:bidi="en_US"/>
+        </w:rPr>
         <w:t xml:space="preserve">Gaius provided hospitality for the traveling teachers (literally </w:t>
       </w:r>
       <w:r>
         <w:rPr>
           <w:i/>
+          <w:lang w:val="en_US" w:bidi="en_US"/>
         </w:rPr>
         <w:t>the brothers</w:t>
       </w:r>
       <w:r>
+        <w:rPr>
+          <w:lang w:val="en_US" w:bidi="en_US"/>
+        </w:rPr>
         <w:t>) sent by John from church to church to affirm the apostles’ teaching about Christ (</w:t>
       </w:r>
       <w:hyperlink r:id="rId22">
         <w:r>
+          <w:rPr>
+            <w:lang w:val="en_US" w:bidi="en_US"/>
+          </w:rPr>
           <w:rPr>
             <w:color w:val="0000EE"/>
             <w:u w:val="single"/>
@@ -369,30 +671,64 @@
         </w:r>
       </w:hyperlink>
       <w:r>
+        <w:rPr>
+          <w:lang w:val="en_US" w:bidi="en_US"/>
+        </w:rPr>
         <w:t>). By doing this, Gaius showed that he had received the truth from the apostles and that he was thus faithful to God.</w:t>
       </w:r>
-      <w:r/>
-      <w:r/>
+      <w:r>
+        <w:rPr>
+          <w:lang w:val="en_US" w:bidi="en_US"/>
+        </w:rPr>
+      </w:r>
+      <w:r>
+        <w:rPr>
+          <w:lang w:val="en_US" w:bidi="en_US"/>
+        </w:rPr>
+      </w:r>
     </w:p>
     <w:p>
-      <w:r/>
+      <w:pPr/>
+      <w:r>
+        <w:rPr>
+          <w:lang w:val="en_US" w:bidi="en_US"/>
+        </w:rPr>
+      </w:r>
     </w:p>
     <w:p>
       <w:pPr>
         <w:pStyle w:val="Heading2"/>
       </w:pPr>
       <w:r>
+        <w:rPr>
+          <w:lang w:val="en_US" w:bidi="en_US"/>
+        </w:rPr>
         <w:t>3 John 1:5–8</w:t>
       </w:r>
-      <w:r/>
+      <w:r>
+        <w:rPr>
+          <w:lang w:val="en_US" w:bidi="en_US"/>
+        </w:rPr>
+      </w:r>
     </w:p>
     <w:p>
-      <w:r/>
-      <w:r>
+      <w:pPr/>
+      <w:r>
+        <w:rPr>
+          <w:lang w:val="en_US" w:bidi="en_US"/>
+        </w:rPr>
+      </w:r>
+      <w:r>
+        <w:rPr>
+          <w:lang w:val="en_US" w:bidi="en_US"/>
+        </w:rPr>
         <w:t>John now encourages Gaius to continue supporting the traveling teachers whom John had sent out (</w:t>
       </w:r>
       <w:hyperlink r:id="rId23">
         <w:r>
+          <w:rPr>
+            <w:lang w:val="en_US" w:bidi="en_US"/>
+          </w:rPr>
           <w:rPr>
             <w:color w:val="0000EE"/>
             <w:u w:val="single"/>
@@ -401,30 +737,64 @@
         </w:r>
       </w:hyperlink>
       <w:r>
+        <w:rPr>
+          <w:lang w:val="en_US" w:bidi="en_US"/>
+        </w:rPr>
         <w:t>).</w:t>
       </w:r>
-      <w:r/>
-      <w:r/>
+      <w:r>
+        <w:rPr>
+          <w:lang w:val="en_US" w:bidi="en_US"/>
+        </w:rPr>
+      </w:r>
+      <w:r>
+        <w:rPr>
+          <w:lang w:val="en_US" w:bidi="en_US"/>
+        </w:rPr>
+      </w:r>
     </w:p>
     <w:p>
-      <w:r/>
+      <w:pPr/>
+      <w:r>
+        <w:rPr>
+          <w:lang w:val="en_US" w:bidi="en_US"/>
+        </w:rPr>
+      </w:r>
     </w:p>
     <w:p>
       <w:pPr>
         <w:pStyle w:val="Heading2"/>
       </w:pPr>
       <w:r>
+        <w:rPr>
+          <w:lang w:val="en_US" w:bidi="en_US"/>
+        </w:rPr>
         <w:t>3 John 1:6</w:t>
       </w:r>
-      <w:r/>
+      <w:r>
+        <w:rPr>
+          <w:lang w:val="en_US" w:bidi="en_US"/>
+        </w:rPr>
+      </w:r>
     </w:p>
     <w:p>
-      <w:r/>
-      <w:r>
+      <w:pPr/>
+      <w:r>
+        <w:rPr>
+          <w:lang w:val="en_US" w:bidi="en_US"/>
+        </w:rPr>
+      </w:r>
+      <w:r>
+        <w:rPr>
+          <w:lang w:val="en_US" w:bidi="en_US"/>
+        </w:rPr>
         <w:t>The church here was most likely in Ephesus, where John was probably staying. Ephesus was an important port city in the province of Asia, and the fourth-largest city in the Roman Empire. It became an important city for the Christian community (</w:t>
       </w:r>
       <w:hyperlink r:id="rId24">
         <w:r>
+          <w:rPr>
+            <w:lang w:val="en_US" w:bidi="en_US"/>
+          </w:rPr>
           <w:rPr>
             <w:color w:val="0000EE"/>
             <w:u w:val="single"/>
@@ -433,10 +803,16 @@
         </w:r>
       </w:hyperlink>
       <w:r>
+        <w:rPr>
+          <w:lang w:val="en_US" w:bidi="en_US"/>
+        </w:rPr>
         <w:t xml:space="preserve">; </w:t>
       </w:r>
       <w:hyperlink r:id="rId25">
         <w:r>
+          <w:rPr>
+            <w:lang w:val="en_US" w:bidi="en_US"/>
+          </w:rPr>
           <w:rPr>
             <w:color w:val="0000EE"/>
             <w:u w:val="single"/>
@@ -445,10 +821,16 @@
         </w:r>
       </w:hyperlink>
       <w:r>
+        <w:rPr>
+          <w:lang w:val="en_US" w:bidi="en_US"/>
+        </w:rPr>
         <w:t xml:space="preserve">; </w:t>
       </w:r>
       <w:hyperlink r:id="rId26">
         <w:r>
+          <w:rPr>
+            <w:lang w:val="en_US" w:bidi="en_US"/>
+          </w:rPr>
           <w:rPr>
             <w:color w:val="0000EE"/>
             <w:u w:val="single"/>
@@ -457,10 +839,16 @@
         </w:r>
       </w:hyperlink>
       <w:r>
+        <w:rPr>
+          <w:lang w:val="en_US" w:bidi="en_US"/>
+        </w:rPr>
         <w:t xml:space="preserve">; </w:t>
       </w:r>
       <w:hyperlink r:id="rId27">
         <w:r>
+          <w:rPr>
+            <w:lang w:val="en_US" w:bidi="en_US"/>
+          </w:rPr>
           <w:rPr>
             <w:color w:val="0000EE"/>
             <w:u w:val="single"/>
@@ -469,48 +857,90 @@
         </w:r>
       </w:hyperlink>
       <w:r>
+        <w:rPr>
+          <w:lang w:val="en_US" w:bidi="en_US"/>
+        </w:rPr>
         <w:t>).</w:t>
       </w:r>
-      <w:r/>
-      <w:r/>
+      <w:r>
+        <w:rPr>
+          <w:lang w:val="en_US" w:bidi="en_US"/>
+        </w:rPr>
+      </w:r>
+      <w:r>
+        <w:rPr>
+          <w:lang w:val="en_US" w:bidi="en_US"/>
+        </w:rPr>
+      </w:r>
     </w:p>
     <w:p>
-      <w:r/>
+      <w:pPr/>
+      <w:r>
+        <w:rPr>
+          <w:lang w:val="en_US" w:bidi="en_US"/>
+        </w:rPr>
+      </w:r>
     </w:p>
     <w:p>
       <w:pPr>
         <w:pStyle w:val="Heading2"/>
       </w:pPr>
       <w:r>
+        <w:rPr>
+          <w:lang w:val="en_US" w:bidi="en_US"/>
+        </w:rPr>
         <w:t>3 John 1:7–8</w:t>
       </w:r>
-      <w:r/>
+      <w:r>
+        <w:rPr>
+          <w:lang w:val="en_US" w:bidi="en_US"/>
+        </w:rPr>
+      </w:r>
     </w:p>
     <w:p>
-      <w:r/>
-      <w:r>
+      <w:pPr/>
+      <w:r>
+        <w:rPr>
+          <w:lang w:val="en_US" w:bidi="en_US"/>
+        </w:rPr>
+      </w:r>
+      <w:r>
+        <w:rPr>
+          <w:lang w:val="en_US" w:bidi="en_US"/>
+        </w:rPr>
         <w:t xml:space="preserve">for the Lord (literally </w:t>
       </w:r>
       <w:r>
         <w:rPr>
           <w:i/>
+          <w:lang w:val="en_US" w:bidi="en_US"/>
         </w:rPr>
         <w:t>on behalf of the Name</w:t>
       </w:r>
       <w:r>
+        <w:rPr>
+          <w:lang w:val="en_US" w:bidi="en_US"/>
+        </w:rPr>
         <w:t xml:space="preserve">): John did not need to identify whose name this was because all the early Christians knew that </w:t>
       </w:r>
       <w:r>
         <w:rPr>
           <w:i/>
+          <w:lang w:val="en_US" w:bidi="en_US"/>
         </w:rPr>
         <w:t>the Name</w:t>
       </w:r>
       <w:r>
+        <w:rPr>
+          <w:lang w:val="en_US" w:bidi="en_US"/>
+        </w:rPr>
         <w:t xml:space="preserve"> represented Jesus Christ (see </w:t>
       </w:r>
       <w:hyperlink r:id="rId28">
         <w:r>
+          <w:rPr>
+            <w:lang w:val="en_US" w:bidi="en_US"/>
+          </w:rPr>
           <w:rPr>
             <w:color w:val="0000EE"/>
             <w:u w:val="single"/>
@@ -519,19 +949,29 @@
         </w:r>
       </w:hyperlink>
       <w:r>
+        <w:rPr>
+          <w:lang w:val="en_US" w:bidi="en_US"/>
+        </w:rPr>
         <w:t>). • The traveling teachers had chosen to accept nothing offered to them from people who are not believers</w:t>
       </w:r>
       <w:r>
         <w:rPr>
           <w:i/>
+          <w:lang w:val="en_US" w:bidi="en_US"/>
         </w:rPr>
         <w:t>,</w:t>
       </w:r>
       <w:r>
+        <w:rPr>
+          <w:lang w:val="en_US" w:bidi="en_US"/>
+        </w:rPr>
         <w:t xml:space="preserve"> but to rely fully on the churches for their support. Christians who support legitimate traveling teachers become their partners as they teach the truth (see </w:t>
       </w:r>
       <w:hyperlink r:id="rId29">
         <w:r>
+          <w:rPr>
+            <w:lang w:val="en_US" w:bidi="en_US"/>
+          </w:rPr>
           <w:rPr>
             <w:color w:val="0000EE"/>
             <w:u w:val="single"/>
@@ -540,10 +980,16 @@
         </w:r>
       </w:hyperlink>
       <w:r>
+        <w:rPr>
+          <w:lang w:val="en_US" w:bidi="en_US"/>
+        </w:rPr>
         <w:t xml:space="preserve">; </w:t>
       </w:r>
       <w:hyperlink r:id="rId30">
         <w:r>
+          <w:rPr>
+            <w:lang w:val="en_US" w:bidi="en_US"/>
+          </w:rPr>
           <w:rPr>
             <w:color w:val="0000EE"/>
             <w:u w:val="single"/>
@@ -552,30 +998,64 @@
         </w:r>
       </w:hyperlink>
       <w:r>
+        <w:rPr>
+          <w:lang w:val="en_US" w:bidi="en_US"/>
+        </w:rPr>
         <w:t>).</w:t>
       </w:r>
-      <w:r/>
-      <w:r/>
+      <w:r>
+        <w:rPr>
+          <w:lang w:val="en_US" w:bidi="en_US"/>
+        </w:rPr>
+      </w:r>
+      <w:r>
+        <w:rPr>
+          <w:lang w:val="en_US" w:bidi="en_US"/>
+        </w:rPr>
+      </w:r>
     </w:p>
     <w:p>
-      <w:r/>
+      <w:pPr/>
+      <w:r>
+        <w:rPr>
+          <w:lang w:val="en_US" w:bidi="en_US"/>
+        </w:rPr>
+      </w:r>
     </w:p>
     <w:p>
       <w:pPr>
         <w:pStyle w:val="Heading2"/>
       </w:pPr>
       <w:r>
+        <w:rPr>
+          <w:lang w:val="en_US" w:bidi="en_US"/>
+        </w:rPr>
         <w:t>3 John 1:9</w:t>
       </w:r>
-      <w:r/>
+      <w:r>
+        <w:rPr>
+          <w:lang w:val="en_US" w:bidi="en_US"/>
+        </w:rPr>
+      </w:r>
     </w:p>
     <w:p>
-      <w:r/>
-      <w:r>
+      <w:pPr/>
+      <w:r>
+        <w:rPr>
+          <w:lang w:val="en_US" w:bidi="en_US"/>
+        </w:rPr>
+      </w:r>
+      <w:r>
+        <w:rPr>
+          <w:lang w:val="en_US" w:bidi="en_US"/>
+        </w:rPr>
         <w:t xml:space="preserve">I wrote to the church about this: This could refer to 1 John or to a letter that is now lost. • Diotrephes was full of pride and self-importance (cp. </w:t>
       </w:r>
       <w:hyperlink r:id="rId31">
         <w:r>
+          <w:rPr>
+            <w:lang w:val="en_US" w:bidi="en_US"/>
+          </w:rPr>
           <w:rPr>
             <w:color w:val="0000EE"/>
             <w:u w:val="single"/>
@@ -584,10 +1064,16 @@
         </w:r>
       </w:hyperlink>
       <w:r>
+        <w:rPr>
+          <w:lang w:val="en_US" w:bidi="en_US"/>
+        </w:rPr>
         <w:t xml:space="preserve">), motivated by selfish ambition. • refuses to have anything to do with us: This dissidence was one of the key issues John dealt with in 1 John (see, e.g., </w:t>
       </w:r>
       <w:hyperlink r:id="rId32">
         <w:r>
+          <w:rPr>
+            <w:lang w:val="en_US" w:bidi="en_US"/>
+          </w:rPr>
           <w:rPr>
             <w:color w:val="0000EE"/>
             <w:u w:val="single"/>
@@ -596,10 +1082,16 @@
         </w:r>
       </w:hyperlink>
       <w:r>
+        <w:rPr>
+          <w:lang w:val="en_US" w:bidi="en_US"/>
+        </w:rPr>
         <w:t xml:space="preserve">; </w:t>
       </w:r>
       <w:hyperlink r:id="rId33">
         <w:r>
+          <w:rPr>
+            <w:lang w:val="en_US" w:bidi="en_US"/>
+          </w:rPr>
           <w:rPr>
             <w:color w:val="0000EE"/>
             <w:u w:val="single"/>
@@ -608,50 +1100,112 @@
         </w:r>
       </w:hyperlink>
       <w:r>
+        <w:rPr>
+          <w:lang w:val="en_US" w:bidi="en_US"/>
+        </w:rPr>
         <w:t>). Diotrephes rejected the teachers sent by John and excommunicated any members of the church who did accept them. He wanted to rule the local church without answering to any outside authority.</w:t>
       </w:r>
-      <w:r/>
-      <w:r/>
+      <w:r>
+        <w:rPr>
+          <w:lang w:val="en_US" w:bidi="en_US"/>
+        </w:rPr>
+      </w:r>
+      <w:r>
+        <w:rPr>
+          <w:lang w:val="en_US" w:bidi="en_US"/>
+        </w:rPr>
+      </w:r>
     </w:p>
     <w:p>
-      <w:r/>
+      <w:pPr/>
+      <w:r>
+        <w:rPr>
+          <w:lang w:val="en_US" w:bidi="en_US"/>
+        </w:rPr>
+      </w:r>
     </w:p>
     <w:p>
       <w:pPr>
         <w:pStyle w:val="Heading2"/>
       </w:pPr>
       <w:r>
+        <w:rPr>
+          <w:lang w:val="en_US" w:bidi="en_US"/>
+        </w:rPr>
         <w:t>3 John 1:9–12</w:t>
       </w:r>
-      <w:r/>
+      <w:r>
+        <w:rPr>
+          <w:lang w:val="en_US" w:bidi="en_US"/>
+        </w:rPr>
+      </w:r>
     </w:p>
     <w:p>
-      <w:r/>
-      <w:r>
+      <w:pPr/>
+      <w:r>
+        <w:rPr>
+          <w:lang w:val="en_US" w:bidi="en_US"/>
+        </w:rPr>
+      </w:r>
+      <w:r>
+        <w:rPr>
+          <w:lang w:val="en_US" w:bidi="en_US"/>
+        </w:rPr>
         <w:t>In these verses, John condemns Diotrephes and presents Demetrius as the model of a faithful Christian who lives according to the truth. Gaius is urged to emulate Demetrius.</w:t>
       </w:r>
-      <w:r/>
-      <w:r/>
+      <w:r>
+        <w:rPr>
+          <w:lang w:val="en_US" w:bidi="en_US"/>
+        </w:rPr>
+      </w:r>
+      <w:r>
+        <w:rPr>
+          <w:lang w:val="en_US" w:bidi="en_US"/>
+        </w:rPr>
+      </w:r>
     </w:p>
     <w:p>
-      <w:r/>
+      <w:pPr/>
+      <w:r>
+        <w:rPr>
+          <w:lang w:val="en_US" w:bidi="en_US"/>
+        </w:rPr>
+      </w:r>
     </w:p>
     <w:p>
       <w:pPr>
         <w:pStyle w:val="Heading2"/>
       </w:pPr>
       <w:r>
+        <w:rPr>
+          <w:lang w:val="en_US" w:bidi="en_US"/>
+        </w:rPr>
         <w:t>3 John 1:11</w:t>
       </w:r>
-      <w:r/>
+      <w:r>
+        <w:rPr>
+          <w:lang w:val="en_US" w:bidi="en_US"/>
+        </w:rPr>
+      </w:r>
     </w:p>
     <w:p>
-      <w:r/>
-      <w:r>
+      <w:pPr/>
+      <w:r>
+        <w:rPr>
+          <w:lang w:val="en_US" w:bidi="en_US"/>
+        </w:rPr>
+      </w:r>
+      <w:r>
+        <w:rPr>
+          <w:lang w:val="en_US" w:bidi="en_US"/>
+        </w:rPr>
         <w:t>those who do evil: Diotrephes was condemned for his failure to live by the Christian rule of love (</w:t>
       </w:r>
       <w:hyperlink r:id="rId34">
         <w:r>
+          <w:rPr>
+            <w:lang w:val="en_US" w:bidi="en_US"/>
+          </w:rPr>
           <w:rPr>
             <w:color w:val="0000EE"/>
             <w:u w:val="single"/>
@@ -660,30 +1214,64 @@
         </w:r>
       </w:hyperlink>
       <w:r>
+        <w:rPr>
+          <w:lang w:val="en_US" w:bidi="en_US"/>
+        </w:rPr>
         <w:t>). This was how Gaius could be sure that Diotrephes was not living according to the truth. This applies to all who refuse to accept the apostolic teaching about Jesus Christ and refuse to live in fellowship with others who do.</w:t>
       </w:r>
-      <w:r/>
-      <w:r/>
+      <w:r>
+        <w:rPr>
+          <w:lang w:val="en_US" w:bidi="en_US"/>
+        </w:rPr>
+      </w:r>
+      <w:r>
+        <w:rPr>
+          <w:lang w:val="en_US" w:bidi="en_US"/>
+        </w:rPr>
+      </w:r>
     </w:p>
     <w:p>
-      <w:r/>
+      <w:pPr/>
+      <w:r>
+        <w:rPr>
+          <w:lang w:val="en_US" w:bidi="en_US"/>
+        </w:rPr>
+      </w:r>
     </w:p>
     <w:p>
       <w:pPr>
         <w:pStyle w:val="Heading2"/>
       </w:pPr>
       <w:r>
+        <w:rPr>
+          <w:lang w:val="en_US" w:bidi="en_US"/>
+        </w:rPr>
         <w:t>3 John 1:12</w:t>
       </w:r>
-      <w:r/>
+      <w:r>
+        <w:rPr>
+          <w:lang w:val="en_US" w:bidi="en_US"/>
+        </w:rPr>
+      </w:r>
     </w:p>
     <w:p>
-      <w:r/>
-      <w:r>
+      <w:pPr/>
+      <w:r>
+        <w:rPr>
+          <w:lang w:val="en_US" w:bidi="en_US"/>
+        </w:rPr>
+      </w:r>
+      <w:r>
+        <w:rPr>
+          <w:lang w:val="en_US" w:bidi="en_US"/>
+        </w:rPr>
         <w:t>Demetrius was the very opposite of Diotrephes, a prime example of one who knows the truth and practices it (</w:t>
       </w:r>
       <w:hyperlink r:id="rId23">
         <w:r>
+          <w:rPr>
+            <w:lang w:val="en_US" w:bidi="en_US"/>
+          </w:rPr>
           <w:rPr>
             <w:color w:val="0000EE"/>
             <w:u w:val="single"/>
@@ -692,10 +1280,16 @@
         </w:r>
       </w:hyperlink>
       <w:r>
+        <w:rPr>
+          <w:lang w:val="en_US" w:bidi="en_US"/>
+        </w:rPr>
         <w:t xml:space="preserve">). The placement of Demetrius’s name at the end of the letter suggests that he was the one who carried John’s letter to Gaius (cp. </w:t>
       </w:r>
       <w:hyperlink r:id="rId35">
         <w:r>
+          <w:rPr>
+            <w:lang w:val="en_US" w:bidi="en_US"/>
+          </w:rPr>
           <w:rPr>
             <w:color w:val="0000EE"/>
             <w:u w:val="single"/>
@@ -704,10 +1298,16 @@
         </w:r>
       </w:hyperlink>
       <w:r>
+        <w:rPr>
+          <w:lang w:val="en_US" w:bidi="en_US"/>
+        </w:rPr>
         <w:t xml:space="preserve">; </w:t>
       </w:r>
       <w:hyperlink r:id="rId36">
         <w:r>
+          <w:rPr>
+            <w:lang w:val="en_US" w:bidi="en_US"/>
+          </w:rPr>
           <w:rPr>
             <w:color w:val="0000EE"/>
             <w:u w:val="single"/>
@@ -716,39 +1316,77 @@
         </w:r>
       </w:hyperlink>
       <w:r>
+        <w:rPr>
+          <w:lang w:val="en_US" w:bidi="en_US"/>
+        </w:rPr>
         <w:t>). • you know we speak the truth: John wished to protect his honor as a reliable elder over these churches rather than being shamed by any possible usurpation by Diotrephes and other false teachers.</w:t>
       </w:r>
-      <w:r/>
-      <w:r/>
+      <w:r>
+        <w:rPr>
+          <w:lang w:val="en_US" w:bidi="en_US"/>
+        </w:rPr>
+      </w:r>
+      <w:r>
+        <w:rPr>
+          <w:lang w:val="en_US" w:bidi="en_US"/>
+        </w:rPr>
+      </w:r>
     </w:p>
     <w:p>
-      <w:r/>
+      <w:pPr/>
+      <w:r>
+        <w:rPr>
+          <w:lang w:val="en_US" w:bidi="en_US"/>
+        </w:rPr>
+      </w:r>
     </w:p>
     <w:p>
       <w:pPr>
         <w:pStyle w:val="Heading2"/>
       </w:pPr>
       <w:r>
+        <w:rPr>
+          <w:lang w:val="en_US" w:bidi="en_US"/>
+        </w:rPr>
         <w:t>3 John 1:13</w:t>
       </w:r>
-      <w:r/>
+      <w:r>
+        <w:rPr>
+          <w:lang w:val="en_US" w:bidi="en_US"/>
+        </w:rPr>
+      </w:r>
     </w:p>
     <w:p>
-      <w:r/>
-      <w:r>
+      <w:pPr/>
+      <w:r>
+        <w:rPr>
+          <w:lang w:val="en_US" w:bidi="en_US"/>
+        </w:rPr>
+      </w:r>
+      <w:r>
+        <w:rPr>
+          <w:lang w:val="en_US" w:bidi="en_US"/>
+        </w:rPr>
         <w:t xml:space="preserve">pen and ink (literally </w:t>
       </w:r>
       <w:r>
         <w:rPr>
           <w:i/>
+          <w:lang w:val="en_US" w:bidi="en_US"/>
         </w:rPr>
         <w:t>ink and reed</w:t>
       </w:r>
       <w:r>
+        <w:rPr>
+          <w:lang w:val="en_US" w:bidi="en_US"/>
+        </w:rPr>
         <w:t xml:space="preserve">): In antiquity, writing was typically done with a stylus shaped from a reed and black carbon ink (see also </w:t>
       </w:r>
       <w:hyperlink r:id="rId37">
         <w:r>
+          <w:rPr>
+            <w:lang w:val="en_US" w:bidi="en_US"/>
+          </w:rPr>
           <w:rPr>
             <w:color w:val="0000EE"/>
             <w:u w:val="single"/>
@@ -757,59 +1395,125 @@
         </w:r>
       </w:hyperlink>
       <w:r>
+        <w:rPr>
+          <w:lang w:val="en_US" w:bidi="en_US"/>
+        </w:rPr>
         <w:t>).</w:t>
       </w:r>
-      <w:r/>
-      <w:r/>
+      <w:r>
+        <w:rPr>
+          <w:lang w:val="en_US" w:bidi="en_US"/>
+        </w:rPr>
+      </w:r>
+      <w:r>
+        <w:rPr>
+          <w:lang w:val="en_US" w:bidi="en_US"/>
+        </w:rPr>
+      </w:r>
     </w:p>
     <w:p>
-      <w:r/>
+      <w:pPr/>
+      <w:r>
+        <w:rPr>
+          <w:lang w:val="en_US" w:bidi="en_US"/>
+        </w:rPr>
+      </w:r>
     </w:p>
     <w:p>
       <w:pPr>
         <w:pStyle w:val="Heading2"/>
       </w:pPr>
       <w:r>
+        <w:rPr>
+          <w:lang w:val="en_US" w:bidi="en_US"/>
+        </w:rPr>
         <w:t>3 John 1:13–15</w:t>
       </w:r>
-      <w:r/>
+      <w:r>
+        <w:rPr>
+          <w:lang w:val="en_US" w:bidi="en_US"/>
+        </w:rPr>
+      </w:r>
     </w:p>
     <w:p>
-      <w:r/>
-      <w:r>
+      <w:pPr/>
+      <w:r>
+        <w:rPr>
+          <w:lang w:val="en_US" w:bidi="en_US"/>
+        </w:rPr>
+      </w:r>
+      <w:r>
+        <w:rPr>
+          <w:lang w:val="en_US" w:bidi="en_US"/>
+        </w:rPr>
         <w:t>As in 2 John, the conclusion of 3 John shows John’s desire to make a personal visit and see to the instructions of this letter.</w:t>
       </w:r>
-      <w:r/>
-      <w:r/>
+      <w:r>
+        <w:rPr>
+          <w:lang w:val="en_US" w:bidi="en_US"/>
+        </w:rPr>
+      </w:r>
+      <w:r>
+        <w:rPr>
+          <w:lang w:val="en_US" w:bidi="en_US"/>
+        </w:rPr>
+      </w:r>
     </w:p>
     <w:p>
-      <w:r/>
+      <w:pPr/>
+      <w:r>
+        <w:rPr>
+          <w:lang w:val="en_US" w:bidi="en_US"/>
+        </w:rPr>
+      </w:r>
     </w:p>
     <w:p>
       <w:pPr>
         <w:pStyle w:val="Heading2"/>
       </w:pPr>
       <w:r>
+        <w:rPr>
+          <w:lang w:val="en_US" w:bidi="en_US"/>
+        </w:rPr>
         <w:t>3 John 1:14</w:t>
       </w:r>
-      <w:r/>
+      <w:r>
+        <w:rPr>
+          <w:lang w:val="en_US" w:bidi="en_US"/>
+        </w:rPr>
+      </w:r>
     </w:p>
     <w:p>
-      <w:r/>
-      <w:r>
+      <w:pPr/>
+      <w:r>
+        <w:rPr>
+          <w:lang w:val="en_US" w:bidi="en_US"/>
+        </w:rPr>
+      </w:r>
+      <w:r>
+        <w:rPr>
+          <w:lang w:val="en_US" w:bidi="en_US"/>
+        </w:rPr>
         <w:t xml:space="preserve">Our English idiom face to face parallels the Greek idiom used here (literally </w:t>
       </w:r>
       <w:r>
         <w:rPr>
           <w:i/>
+          <w:lang w:val="en_US" w:bidi="en_US"/>
         </w:rPr>
         <w:t>mouth to mouth;</w:t>
       </w:r>
       <w:r>
+        <w:rPr>
+          <w:lang w:val="en_US" w:bidi="en_US"/>
+        </w:rPr>
         <w:t xml:space="preserve"> see also </w:t>
       </w:r>
       <w:hyperlink r:id="rId37">
         <w:r>
+          <w:rPr>
+            <w:lang w:val="en_US" w:bidi="en_US"/>
+          </w:rPr>
           <w:rPr>
             <w:color w:val="0000EE"/>
             <w:u w:val="single"/>
@@ -818,30 +1522,64 @@
         </w:r>
       </w:hyperlink>
       <w:r>
+        <w:rPr>
+          <w:lang w:val="en_US" w:bidi="en_US"/>
+        </w:rPr>
         <w:t>).</w:t>
       </w:r>
-      <w:r/>
-      <w:r/>
+      <w:r>
+        <w:rPr>
+          <w:lang w:val="en_US" w:bidi="en_US"/>
+        </w:rPr>
+      </w:r>
+      <w:r>
+        <w:rPr>
+          <w:lang w:val="en_US" w:bidi="en_US"/>
+        </w:rPr>
+      </w:r>
     </w:p>
     <w:p>
-      <w:r/>
+      <w:pPr/>
+      <w:r>
+        <w:rPr>
+          <w:lang w:val="en_US" w:bidi="en_US"/>
+        </w:rPr>
+      </w:r>
     </w:p>
     <w:p>
       <w:pPr>
         <w:pStyle w:val="Heading2"/>
       </w:pPr>
       <w:r>
+        <w:rPr>
+          <w:lang w:val="en_US" w:bidi="en_US"/>
+        </w:rPr>
         <w:t>3 John 1:15</w:t>
       </w:r>
-      <w:r/>
+      <w:r>
+        <w:rPr>
+          <w:lang w:val="en_US" w:bidi="en_US"/>
+        </w:rPr>
+      </w:r>
     </w:p>
     <w:p>
-      <w:r/>
-      <w:r>
+      <w:pPr/>
+      <w:r>
+        <w:rPr>
+          <w:lang w:val="en_US" w:bidi="en_US"/>
+        </w:rPr>
+      </w:r>
+      <w:r>
+        <w:rPr>
+          <w:lang w:val="en_US" w:bidi="en_US"/>
+        </w:rPr>
         <w:t>John closes his letter with his farewell and with greetings to others. • Peace be with you: This was a traditional greeting among the Jews (</w:t>
       </w:r>
       <w:hyperlink r:id="rId38">
         <w:r>
+          <w:rPr>
+            <w:lang w:val="en_US" w:bidi="en_US"/>
+          </w:rPr>
           <w:rPr>
             <w:color w:val="0000EE"/>
             <w:u w:val="single"/>
@@ -850,10 +1588,16 @@
         </w:r>
       </w:hyperlink>
       <w:r>
+        <w:rPr>
+          <w:lang w:val="en_US" w:bidi="en_US"/>
+        </w:rPr>
         <w:t xml:space="preserve">; </w:t>
       </w:r>
       <w:hyperlink r:id="rId39">
         <w:r>
+          <w:rPr>
+            <w:lang w:val="en_US" w:bidi="en_US"/>
+          </w:rPr>
           <w:rPr>
             <w:color w:val="0000EE"/>
             <w:u w:val="single"/>
@@ -862,10 +1606,16 @@
         </w:r>
       </w:hyperlink>
       <w:r>
+        <w:rPr>
+          <w:lang w:val="en_US" w:bidi="en_US"/>
+        </w:rPr>
         <w:t>), which had taken on heightened significance for Christians because Jesus used it after his resurrection (</w:t>
       </w:r>
       <w:hyperlink r:id="rId40">
         <w:r>
+          <w:rPr>
+            <w:lang w:val="en_US" w:bidi="en_US"/>
+          </w:rPr>
           <w:rPr>
             <w:color w:val="0000EE"/>
             <w:u w:val="single"/>
@@ -874,10 +1624,16 @@
         </w:r>
       </w:hyperlink>
       <w:r>
+        <w:rPr>
+          <w:lang w:val="en_US" w:bidi="en_US"/>
+        </w:rPr>
         <w:t xml:space="preserve">, </w:t>
       </w:r>
       <w:hyperlink r:id="rId41">
         <w:r>
+          <w:rPr>
+            <w:lang w:val="en_US" w:bidi="en_US"/>
+          </w:rPr>
           <w:rPr>
             <w:color w:val="0000EE"/>
             <w:u w:val="single"/>
@@ -886,19 +1642,29 @@
         </w:r>
       </w:hyperlink>
       <w:r>
+        <w:rPr>
+          <w:lang w:val="en_US" w:bidi="en_US"/>
+        </w:rPr>
         <w:t xml:space="preserve">). • give my personal greetings (literally </w:t>
       </w:r>
       <w:r>
         <w:rPr>
           <w:i/>
+          <w:lang w:val="en_US" w:bidi="en_US"/>
         </w:rPr>
         <w:t>greet by name</w:t>
       </w:r>
       <w:r>
+        <w:rPr>
+          <w:lang w:val="en_US" w:bidi="en_US"/>
+        </w:rPr>
         <w:t xml:space="preserve">): Gaius was to greet the friends—that is, those who accept the apostolic gospel and live according to the truth (cp. </w:t>
       </w:r>
       <w:hyperlink r:id="rId42">
         <w:r>
+          <w:rPr>
+            <w:lang w:val="en_US" w:bidi="en_US"/>
+          </w:rPr>
           <w:rPr>
             <w:color w:val="0000EE"/>
             <w:u w:val="single"/>
@@ -907,10 +1673,21 @@
         </w:r>
       </w:hyperlink>
       <w:r>
+        <w:rPr>
+          <w:lang w:val="en_US" w:bidi="en_US"/>
+        </w:rPr>
         <w:t>).</w:t>
       </w:r>
-      <w:r/>
-      <w:r/>
+      <w:r>
+        <w:rPr>
+          <w:lang w:val="en_US" w:bidi="en_US"/>
+        </w:rPr>
+      </w:r>
+      <w:r>
+        <w:rPr>
+          <w:lang w:val="en_US" w:bidi="en_US"/>
+        </w:rPr>
+      </w:r>
     </w:p>
     <w:sectPr>
       <w:footnotePr>
@@ -2812,7 +3589,7 @@
     <w:rPrDefault>
       <w:rPr>
         <w:rFonts w:ascii="Times New Roman" w:eastAsia="Times New Roman" w:hAnsi="Times New Roman" w:cs="Times New Roman"/>
-        <w:lang w:val="en-US" w:eastAsia="en-US" w:bidi="ar-SA"/>
+        <w:lang w:val="en_US" w:eastAsia="en-US" w:bidi="ar-SA"/>
       </w:rPr>
     </w:rPrDefault>
     <w:pPrDefault/>

--- a/eng/docx/64.content.docx
+++ b/eng/docx/64.content.docx
@@ -169,7 +169,7 @@
           <w:i/>
           <w:lang w:val="en_US" w:bidi="en_US"/>
         </w:rPr>
-        <w:t>3 John 1:1, 3 John 1:1–4, 3 John 1:3, 3 John 1:4, 3 John 1:5, 3 John 1:5–8, 3 John 1:6, 3 John 1:7–8, 3 John 1:9, 3 John 1:9–12, 3 John 1:11, 3 John 1:12, 3 John 1:13, 3 John 1:13–15, 3 John 1:14, 3 John 1:15</w:t>
+        <w:t>3 John 1:1, 3 John 1:1–4, 3 John 1:3, 3 John 1:4, 3 John 1:5, 3 John 1:5–8, 3 John 1:6, 3 John 1:7–8, 3 John 1:9, 3 John 1:9–12, 3 John 1:11, 3 John 1:12, 3 John 1:13, 3 John 1:13–15, 3 John 1:14, 3 John 1:14–15</w:t>
       </w:r>
       <w:r>
         <w:rPr>
@@ -241,42 +241,71 @@
       </w:r>
     </w:p>
     <w:p>
-      <w:pPr/>
-      <w:r>
-        <w:rPr>
-          <w:lang w:val="en_US" w:bidi="en_US"/>
-        </w:rPr>
-      </w:r>
-      <w:r>
-        <w:rPr>
-          <w:lang w:val="en_US" w:bidi="en_US"/>
-        </w:rPr>
-        <w:t xml:space="preserve">This letter is from John, the elder: The translators have added </w:t>
+      <w:pPr>
+        <w:pStyle w:val="ListBullet"/>
+        <w:spacing w:line="240" w:lineRule="auto"/>
+        <w:ind w:left="720"/>
+      </w:pPr>
+      <w:r>
+        <w:rPr>
+          <w:lang w:val="en_US" w:bidi="en_US"/>
+        </w:rPr>
       </w:r>
       <w:r>
         <w:rPr>
           <w:i/>
           <w:lang w:val="en_US" w:bidi="en_US"/>
         </w:rPr>
-        <w:t>John</w:t>
+        <w:t>The elder</w:t>
+      </w:r>
+      <w:r>
+        <w:rPr>
+          <w:lang w:val="en_US" w:bidi="en_US"/>
+        </w:rPr>
+        <w:t xml:space="preserve">: See </w:t>
+      </w:r>
+      <w:r>
+        <w:rPr>
+          <w:lang w:val="en_US" w:bidi="en_US"/>
+        </w:rPr>
+        <w:t>study note on 2 John 1:1</w:t>
+      </w:r>
+      <w:r>
+        <w:rPr>
+          <w:lang w:val="en_US" w:bidi="en_US"/>
+        </w:rPr>
+        <w:t>.</w:t>
+      </w:r>
+    </w:p>
+    <w:p>
+      <w:pPr>
+        <w:pStyle w:val="ListBullet"/>
+        <w:spacing w:line="240" w:lineRule="auto"/>
+        <w:ind w:left="720"/>
+      </w:pPr>
+      <w:r>
+        <w:rPr>
+          <w:lang w:val="en_US" w:bidi="en_US"/>
+        </w:rPr>
+      </w:r>
+      <w:r>
+        <w:rPr>
+          <w:lang w:val="en_US" w:bidi="en_US"/>
+        </w:rPr>
+        <w:t xml:space="preserve">The New Testament mentions several people named </w:t>
+      </w:r>
+      <w:r>
+        <w:rPr>
+          <w:i/>
+          <w:lang w:val="en_US" w:bidi="en_US"/>
+        </w:rPr>
+        <w:t>Gaius</w:t>
       </w:r>
       <w:r>
         <w:rPr>
           <w:lang w:val="en_US" w:bidi="en_US"/>
         </w:rPr>
         <w:t xml:space="preserve"> (see </w:t>
-      </w:r>
-      <w:r>
-        <w:rPr>
-          <w:lang w:val="en_US" w:bidi="en_US"/>
-        </w:rPr>
-        <w:t>study note on 2 Jn 1:1</w:t>
-      </w:r>
-      <w:r>
-        <w:rPr>
-          <w:lang w:val="en_US" w:bidi="en_US"/>
-        </w:rPr>
-        <w:t xml:space="preserve">). • There are several people named Gaius in the New Testament (see </w:t>
       </w:r>
       <w:hyperlink r:id="rId13">
         <w:r>
@@ -323,7 +352,7 @@
             <w:color w:val="0000EE"/>
             <w:u w:val="single"/>
           </w:rPr>
-          <w:t>Rom 16:23</w:t>
+          <w:t>Romans 16:23</w:t>
         </w:r>
       </w:hyperlink>
       <w:r>
@@ -341,14 +370,14 @@
             <w:color w:val="0000EE"/>
             <w:u w:val="single"/>
           </w:rPr>
-          <w:t>1 Cor 1:14</w:t>
+          <w:t>1 Corinthians 1:14</w:t>
         </w:r>
       </w:hyperlink>
       <w:r>
         <w:rPr>
           <w:lang w:val="en_US" w:bidi="en_US"/>
         </w:rPr>
-        <w:t>); it was a popular name in the Greco-Roman world.</w:t>
+        <w:t>). It was a popular name in the Greco-Roman world.</w:t>
       </w:r>
       <w:r>
         <w:rPr>
@@ -396,7 +425,92 @@
         <w:rPr>
           <w:lang w:val="en_US" w:bidi="en_US"/>
         </w:rPr>
-        <w:t>John begins his letter with a conventional greeting, which includes the identification of the author and addressee, a salutation (dear friend), a wish for the recipient’s welfare, and gratitude for some aspect of the friendship.</w:t>
+        <w:t>The apostle John begins his letter with a common greeting. It includes:</w:t>
+      </w:r>
+    </w:p>
+    <w:p>
+      <w:pPr>
+        <w:pStyle w:val="ListBullet"/>
+        <w:spacing w:line="240" w:lineRule="auto"/>
+        <w:ind w:left="720"/>
+      </w:pPr>
+      <w:r>
+        <w:rPr>
+          <w:lang w:val="en_US" w:bidi="en_US"/>
+        </w:rPr>
+      </w:r>
+      <w:r>
+        <w:rPr>
+          <w:lang w:val="en_US" w:bidi="en_US"/>
+        </w:rPr>
+        <w:t>identifying himself and the person he is writing to,</w:t>
+      </w:r>
+    </w:p>
+    <w:p>
+      <w:pPr>
+        <w:pStyle w:val="ListBullet"/>
+        <w:spacing w:line="240" w:lineRule="auto"/>
+        <w:ind w:left="720"/>
+      </w:pPr>
+      <w:r>
+        <w:rPr>
+          <w:lang w:val="en_US" w:bidi="en_US"/>
+        </w:rPr>
+      </w:r>
+      <w:r>
+        <w:rPr>
+          <w:lang w:val="en_US" w:bidi="en_US"/>
+        </w:rPr>
+        <w:t xml:space="preserve">using a friendly greeting, such as </w:t>
+      </w:r>
+      <w:r>
+        <w:rPr>
+          <w:i/>
+          <w:lang w:val="en_US" w:bidi="en_US"/>
+        </w:rPr>
+        <w:t>beloved</w:t>
+      </w:r>
+      <w:r>
+        <w:rPr>
+          <w:lang w:val="en_US" w:bidi="en_US"/>
+        </w:rPr>
+        <w:t>,</w:t>
+      </w:r>
+    </w:p>
+    <w:p>
+      <w:pPr>
+        <w:pStyle w:val="ListBullet"/>
+        <w:spacing w:line="240" w:lineRule="auto"/>
+        <w:ind w:left="720"/>
+      </w:pPr>
+      <w:r>
+        <w:rPr>
+          <w:lang w:val="en_US" w:bidi="en_US"/>
+        </w:rPr>
+      </w:r>
+      <w:r>
+        <w:rPr>
+          <w:lang w:val="en_US" w:bidi="en_US"/>
+        </w:rPr>
+        <w:t>offering wishes for the person's well-being, and</w:t>
+      </w:r>
+    </w:p>
+    <w:p>
+      <w:pPr>
+        <w:pStyle w:val="ListBullet"/>
+        <w:spacing w:line="240" w:lineRule="auto"/>
+        <w:ind w:left="720"/>
+      </w:pPr>
+      <w:r>
+        <w:rPr>
+          <w:lang w:val="en_US" w:bidi="en_US"/>
+        </w:rPr>
+      </w:r>
+      <w:r>
+        <w:rPr>
+          <w:lang w:val="en_US" w:bidi="en_US"/>
+        </w:rPr>
+        <w:t xml:space="preserve"> expressing thanks for their friendship.</w:t>
       </w:r>
       <w:r>
         <w:rPr>
@@ -434,7 +548,11 @@
       </w:r>
     </w:p>
     <w:p>
-      <w:pPr/>
+      <w:pPr>
+        <w:pStyle w:val="ListBullet"/>
+        <w:spacing w:line="240" w:lineRule="auto"/>
+        <w:ind w:left="720"/>
+      </w:pPr>
       <w:r>
         <w:rPr>
           <w:lang w:val="en_US" w:bidi="en_US"/>
@@ -457,7 +575,7 @@
         <w:rPr>
           <w:lang w:val="en_US" w:bidi="en_US"/>
         </w:rPr>
-        <w:t xml:space="preserve">) were probably John’s emissaries who traveled from church to church, teaching the Good News and encouraging Christians (see </w:t>
+        <w:t xml:space="preserve">) were probably John's messengers. They traveled between churches, teaching the good news about Jesus and encouraging Christians (see </w:t>
       </w:r>
       <w:hyperlink r:id="rId17">
         <w:r>
@@ -493,7 +611,32 @@
         <w:rPr>
           <w:lang w:val="en_US" w:bidi="en_US"/>
         </w:rPr>
-        <w:t xml:space="preserve">). • you are living according to the truth: Gaius was faithful to the apostolic gospel of Jesus Christ. The false teachers denied the reality of the incarnation or the sacrificial death of Jesus Christ (cp. </w:t>
+        <w:t xml:space="preserve">). </w:t>
+      </w:r>
+    </w:p>
+    <w:p>
+      <w:pPr>
+        <w:pStyle w:val="ListBullet"/>
+        <w:spacing w:line="240" w:lineRule="auto"/>
+        <w:ind w:left="720"/>
+      </w:pPr>
+      <w:r>
+        <w:rPr>
+          <w:lang w:val="en_US" w:bidi="en_US"/>
+        </w:rPr>
+      </w:r>
+      <w:r>
+        <w:rPr>
+          <w:i/>
+          <w:lang w:val="en_US" w:bidi="en_US"/>
+        </w:rPr>
+        <w:t>your devotion to the truth</w:t>
+      </w:r>
+      <w:r>
+        <w:rPr>
+          <w:lang w:val="en_US" w:bidi="en_US"/>
+        </w:rPr>
+        <w:t xml:space="preserve">: Gaius remained faithful to the message about Jesus Christ that the apostles taught. The false teachers denied that Jesus truly came in the flesh or that his death was a real sacrifice (compare </w:t>
       </w:r>
       <w:hyperlink r:id="rId19">
         <w:r>
@@ -504,7 +647,7 @@
             <w:color w:val="0000EE"/>
             <w:u w:val="single"/>
           </w:rPr>
-          <w:t>1 Jn 4:1–3</w:t>
+          <w:t>1 John 4:1–3</w:t>
         </w:r>
       </w:hyperlink>
       <w:r>
@@ -559,7 +702,7 @@
         <w:rPr>
           <w:lang w:val="en_US" w:bidi="en_US"/>
         </w:rPr>
-        <w:t xml:space="preserve">As in 2 John (see </w:t>
+        <w:t xml:space="preserve">Like in 2 John (see </w:t>
       </w:r>
       <w:hyperlink r:id="rId20">
         <w:r>
@@ -570,14 +713,14 @@
             <w:color w:val="0000EE"/>
             <w:u w:val="single"/>
           </w:rPr>
-          <w:t>2 Jn 1:1–4</w:t>
+          <w:t>2 John 1:1–4</w:t>
         </w:r>
       </w:hyperlink>
       <w:r>
         <w:rPr>
           <w:lang w:val="en_US" w:bidi="en_US"/>
         </w:rPr>
-        <w:t>), John’s emphasis is on knowing and following the truth in contrast to Diotrephes and his followers (</w:t>
+        <w:t>), John emphasizes the importance of knowing and following the truth. This stands in contrast to Diotrephes and those who follow him (</w:t>
       </w:r>
       <w:hyperlink r:id="rId21">
         <w:r>
@@ -588,7 +731,7 @@
             <w:color w:val="0000EE"/>
             <w:u w:val="single"/>
           </w:rPr>
-          <w:t>3 Jn 1:9</w:t>
+          <w:t>3 John 1:9</w:t>
         </w:r>
       </w:hyperlink>
       <w:r>
@@ -643,7 +786,7 @@
         <w:rPr>
           <w:lang w:val="en_US" w:bidi="en_US"/>
         </w:rPr>
-        <w:t xml:space="preserve">Gaius provided hospitality for the traveling teachers (literally </w:t>
+        <w:t xml:space="preserve">Gaius welcomed the traveling teachers (literally </w:t>
       </w:r>
       <w:r>
         <w:rPr>
@@ -656,7 +799,7 @@
         <w:rPr>
           <w:lang w:val="en_US" w:bidi="en_US"/>
         </w:rPr>
-        <w:t>) sent by John from church to church to affirm the apostles’ teaching about Christ (</w:t>
+        <w:t>) who went from church to church to support the apostles’ teaching about Christ (</w:t>
       </w:r>
       <w:hyperlink r:id="rId22">
         <w:r>
@@ -674,7 +817,7 @@
         <w:rPr>
           <w:lang w:val="en_US" w:bidi="en_US"/>
         </w:rPr>
-        <w:t>). By doing this, Gaius showed that he had received the truth from the apostles and that he was thus faithful to God.</w:t>
+        <w:t>). By doing this, Gaius demonstrated that he had received the truth from the apostles and was faithful to God.</w:t>
       </w:r>
       <w:r>
         <w:rPr>
@@ -722,7 +865,7 @@
         <w:rPr>
           <w:lang w:val="en_US" w:bidi="en_US"/>
         </w:rPr>
-        <w:t>John now encourages Gaius to continue supporting the traveling teachers whom John had sent out (</w:t>
+        <w:t>John encourages Gaius to keep supporting the traveling teachers that John sent out (</w:t>
       </w:r>
       <w:hyperlink r:id="rId23">
         <w:r>
@@ -788,7 +931,7 @@
         <w:rPr>
           <w:lang w:val="en_US" w:bidi="en_US"/>
         </w:rPr>
-        <w:t>The church here was most likely in Ephesus, where John was probably staying. Ephesus was an important port city in the province of Asia, and the fourth-largest city in the Roman Empire. It became an important city for the Christian community (</w:t>
+        <w:t>The church mentioned here was probably in Ephesus, where John was likely staying. Ephesus was an important port city in the province of Asia and was the fourth-largest city in the Roman Empire. It later became an important center for the Christian community (</w:t>
       </w:r>
       <w:hyperlink r:id="rId24">
         <w:r>
@@ -817,7 +960,7 @@
             <w:color w:val="0000EE"/>
             <w:u w:val="single"/>
           </w:rPr>
-          <w:t>1 Tim 1:3</w:t>
+          <w:t>1 Timothy 1:3</w:t>
         </w:r>
       </w:hyperlink>
       <w:r>
@@ -835,7 +978,7 @@
             <w:color w:val="0000EE"/>
             <w:u w:val="single"/>
           </w:rPr>
-          <w:t>1 Pet 1:1</w:t>
+          <w:t>1 Peter 1:1</w:t>
         </w:r>
       </w:hyperlink>
       <w:r>
@@ -853,7 +996,7 @@
             <w:color w:val="0000EE"/>
             <w:u w:val="single"/>
           </w:rPr>
-          <w:t>Rev 2:1–7</w:t>
+          <w:t>Revelation 2:1–7</w:t>
         </w:r>
       </w:hyperlink>
       <w:r>
@@ -898,30 +1041,28 @@
       </w:r>
     </w:p>
     <w:p>
-      <w:pPr/>
-      <w:r>
-        <w:rPr>
-          <w:lang w:val="en_US" w:bidi="en_US"/>
-        </w:rPr>
-      </w:r>
-      <w:r>
-        <w:rPr>
-          <w:lang w:val="en_US" w:bidi="en_US"/>
-        </w:rPr>
-        <w:t xml:space="preserve">for the Lord (literally </w:t>
+      <w:pPr>
+        <w:pStyle w:val="ListBullet"/>
+        <w:spacing w:line="240" w:lineRule="auto"/>
+        <w:ind w:left="720"/>
+      </w:pPr>
+      <w:r>
+        <w:rPr>
+          <w:lang w:val="en_US" w:bidi="en_US"/>
+        </w:rPr>
       </w:r>
       <w:r>
         <w:rPr>
           <w:i/>
           <w:lang w:val="en_US" w:bidi="en_US"/>
         </w:rPr>
-        <w:t>on behalf of the Name</w:t>
-      </w:r>
-      <w:r>
-        <w:rPr>
-          <w:lang w:val="en_US" w:bidi="en_US"/>
-        </w:rPr>
-        <w:t xml:space="preserve">): John did not need to identify whose name this was because all the early Christians knew that </w:t>
+        <w:t>On behalf of the Name</w:t>
+      </w:r>
+      <w:r>
+        <w:rPr>
+          <w:lang w:val="en_US" w:bidi="en_US"/>
+        </w:rPr>
+        <w:t xml:space="preserve">: John did not need to specify whose name this was because early Christians understood that </w:t>
       </w:r>
       <w:r>
         <w:rPr>
@@ -934,7 +1075,7 @@
         <w:rPr>
           <w:lang w:val="en_US" w:bidi="en_US"/>
         </w:rPr>
-        <w:t xml:space="preserve"> represented Jesus Christ (see </w:t>
+        <w:t xml:space="preserve"> referred to Jesus Christ (see </w:t>
       </w:r>
       <w:hyperlink r:id="rId28">
         <w:r>
@@ -952,20 +1093,25 @@
         <w:rPr>
           <w:lang w:val="en_US" w:bidi="en_US"/>
         </w:rPr>
-        <w:t>). • The traveling teachers had chosen to accept nothing offered to them from people who are not believers</w:t>
-      </w:r>
-      <w:r>
-        <w:rPr>
-          <w:i/>
-          <w:lang w:val="en_US" w:bidi="en_US"/>
-        </w:rPr>
-        <w:t>,</w:t>
-      </w:r>
-      <w:r>
-        <w:rPr>
-          <w:lang w:val="en_US" w:bidi="en_US"/>
-        </w:rPr>
-        <w:t xml:space="preserve"> but to rely fully on the churches for their support. Christians who support legitimate traveling teachers become their partners as they teach the truth (see </w:t>
+        <w:t>).</w:t>
+      </w:r>
+    </w:p>
+    <w:p>
+      <w:pPr>
+        <w:pStyle w:val="ListBullet"/>
+        <w:spacing w:line="240" w:lineRule="auto"/>
+        <w:ind w:left="720"/>
+      </w:pPr>
+      <w:r>
+        <w:rPr>
+          <w:lang w:val="en_US" w:bidi="en_US"/>
+        </w:rPr>
+      </w:r>
+      <w:r>
+        <w:rPr>
+          <w:lang w:val="en_US" w:bidi="en_US"/>
+        </w:rPr>
+        <w:t xml:space="preserve">The traveling teachers had chosen to accept nothing offered to them from people who are not Christians. Instead, they relied on the churches for support. Christians who give support to trustworthy traveling teachers share in their work as those teachers spread the truth (see </w:t>
       </w:r>
       <w:hyperlink r:id="rId29">
         <w:r>
@@ -976,7 +1122,7 @@
             <w:color w:val="0000EE"/>
             <w:u w:val="single"/>
           </w:rPr>
-          <w:t>Matt 10:41–42</w:t>
+          <w:t>Matthew 10:41–42</w:t>
         </w:r>
       </w:hyperlink>
       <w:r>
@@ -994,7 +1140,7 @@
             <w:color w:val="0000EE"/>
             <w:u w:val="single"/>
           </w:rPr>
-          <w:t>Phil 4:15–19</w:t>
+          <w:t>Philippians 4:15–19</w:t>
         </w:r>
       </w:hyperlink>
       <w:r>
@@ -1039,17 +1185,52 @@
       </w:r>
     </w:p>
     <w:p>
-      <w:pPr/>
-      <w:r>
-        <w:rPr>
-          <w:lang w:val="en_US" w:bidi="en_US"/>
-        </w:rPr>
-      </w:r>
-      <w:r>
-        <w:rPr>
-          <w:lang w:val="en_US" w:bidi="en_US"/>
-        </w:rPr>
-        <w:t xml:space="preserve">I wrote to the church about this: This could refer to 1 John or to a letter that is now lost. • Diotrephes was full of pride and self-importance (cp. </w:t>
+      <w:pPr>
+        <w:pStyle w:val="ListBullet"/>
+        <w:spacing w:line="240" w:lineRule="auto"/>
+        <w:ind w:left="720"/>
+      </w:pPr>
+      <w:r>
+        <w:rPr>
+          <w:lang w:val="en_US" w:bidi="en_US"/>
+        </w:rPr>
+      </w:r>
+      <w:r>
+        <w:rPr>
+          <w:i/>
+          <w:lang w:val="en_US" w:bidi="en_US"/>
+        </w:rPr>
+        <w:t>I have written to the church about this</w:t>
+      </w:r>
+      <w:r>
+        <w:rPr>
+          <w:lang w:val="en_US" w:bidi="en_US"/>
+        </w:rPr>
+        <w:t xml:space="preserve">: </w:t>
+      </w:r>
+      <w:r>
+        <w:rPr>
+          <w:lang w:val="en_US" w:bidi="en_US"/>
+        </w:rPr>
+        <w:t>This could refer to 1 John or to a letter that is now lost.</w:t>
+      </w:r>
+    </w:p>
+    <w:p>
+      <w:pPr>
+        <w:pStyle w:val="ListBullet"/>
+        <w:spacing w:line="240" w:lineRule="auto"/>
+        <w:ind w:left="720"/>
+      </w:pPr>
+      <w:r>
+        <w:rPr>
+          <w:lang w:val="en_US" w:bidi="en_US"/>
+        </w:rPr>
+      </w:r>
+      <w:r>
+        <w:rPr>
+          <w:lang w:val="en_US" w:bidi="en_US"/>
+        </w:rPr>
+        <w:t xml:space="preserve">Diotrephes was proud and thought himself important. He was motivated by selfish ambition (see </w:t>
       </w:r>
       <w:hyperlink r:id="rId31">
         <w:r>
@@ -1060,14 +1241,45 @@
             <w:color w:val="0000EE"/>
             <w:u w:val="single"/>
           </w:rPr>
-          <w:t>1 Tim 3:6</w:t>
+          <w:t>1 Timothy 3:6</w:t>
         </w:r>
       </w:hyperlink>
       <w:r>
         <w:rPr>
           <w:lang w:val="en_US" w:bidi="en_US"/>
         </w:rPr>
-        <w:t xml:space="preserve">), motivated by selfish ambition. • refuses to have anything to do with us: This dissidence was one of the key issues John dealt with in 1 John (see, e.g., </w:t>
+        <w:t>).</w:t>
+      </w:r>
+    </w:p>
+    <w:p>
+      <w:pPr>
+        <w:pStyle w:val="ListBullet"/>
+        <w:spacing w:line="240" w:lineRule="auto"/>
+        <w:ind w:left="720"/>
+      </w:pPr>
+      <w:r>
+        <w:rPr>
+          <w:lang w:val="en_US" w:bidi="en_US"/>
+        </w:rPr>
+      </w:r>
+      <w:r>
+        <w:rPr>
+          <w:i/>
+          <w:lang w:val="en_US" w:bidi="en_US"/>
+        </w:rPr>
+        <w:t>will not accept our instruction</w:t>
+      </w:r>
+      <w:r>
+        <w:rPr>
+          <w:lang w:val="en_US" w:bidi="en_US"/>
+        </w:rPr>
+        <w:t xml:space="preserve">: </w:t>
+      </w:r>
+      <w:r>
+        <w:rPr>
+          <w:lang w:val="en_US" w:bidi="en_US"/>
+        </w:rPr>
+        <w:t xml:space="preserve">This disagreement was a major issue that John addressed in 1 John (see, for example, </w:t>
       </w:r>
       <w:hyperlink r:id="rId32">
         <w:r>
@@ -1078,7 +1290,7 @@
             <w:color w:val="0000EE"/>
             <w:u w:val="single"/>
           </w:rPr>
-          <w:t>1 Jn 2:19</w:t>
+          <w:t>1 John 2:19</w:t>
         </w:r>
       </w:hyperlink>
       <w:r>
@@ -1103,7 +1315,7 @@
         <w:rPr>
           <w:lang w:val="en_US" w:bidi="en_US"/>
         </w:rPr>
-        <w:t>). Diotrephes rejected the teachers sent by John and excommunicated any members of the church who did accept them. He wanted to rule the local church without answering to any outside authority.</w:t>
+        <w:t>). Diotrephes rejected the teachers sent by John and removed any church members who accepted them. He wanted to lead the local church without answering to any outside authority.</w:t>
       </w:r>
       <w:r>
         <w:rPr>
@@ -1151,7 +1363,14 @@
         <w:rPr>
           <w:lang w:val="en_US" w:bidi="en_US"/>
         </w:rPr>
-        <w:t>In these verses, John condemns Diotrephes and presents Demetrius as the model of a faithful Christian who lives according to the truth. Gaius is urged to emulate Demetrius.</w:t>
+        <w:t>In these verses, John condemns Diotrephes and presents Demetrius as the model of a faithful Christian who lives according to the truth. John encourages Gaius to follow the example of Demetrius</w:t>
+      </w:r>
+      <w:r>
+        <w:rPr>
+          <w:i/>
+          <w:lang w:val="en_US" w:bidi="en_US"/>
+        </w:rPr>
+        <w:t>.</w:t>
       </w:r>
       <w:r>
         <w:rPr>
@@ -1197,9 +1416,16 @@
       </w:r>
       <w:r>
         <w:rPr>
-          <w:lang w:val="en_US" w:bidi="en_US"/>
-        </w:rPr>
-        <w:t>those who do evil: Diotrephes was condemned for his failure to live by the Christian rule of love (</w:t>
+          <w:i/>
+          <w:lang w:val="en_US" w:bidi="en_US"/>
+        </w:rPr>
+        <w:t>the one who does evil</w:t>
+      </w:r>
+      <w:r>
+        <w:rPr>
+          <w:lang w:val="en_US" w:bidi="en_US"/>
+        </w:rPr>
+        <w:t>: John condemns Diotrephes for not living by the Christian rule of love (</w:t>
       </w:r>
       <w:hyperlink r:id="rId34">
         <w:r>
@@ -1210,7 +1436,7 @@
             <w:color w:val="0000EE"/>
             <w:u w:val="single"/>
           </w:rPr>
-          <w:t>1 Jn 3:10–14</w:t>
+          <w:t>1 John 3:10–14</w:t>
         </w:r>
       </w:hyperlink>
       <w:r>
@@ -1255,17 +1481,21 @@
       </w:r>
     </w:p>
     <w:p>
-      <w:pPr/>
-      <w:r>
-        <w:rPr>
-          <w:lang w:val="en_US" w:bidi="en_US"/>
-        </w:rPr>
-      </w:r>
-      <w:r>
-        <w:rPr>
-          <w:lang w:val="en_US" w:bidi="en_US"/>
-        </w:rPr>
-        <w:t>Demetrius was the very opposite of Diotrephes, a prime example of one who knows the truth and practices it (</w:t>
+      <w:pPr>
+        <w:pStyle w:val="ListBullet"/>
+        <w:spacing w:line="240" w:lineRule="auto"/>
+        <w:ind w:left="720"/>
+      </w:pPr>
+      <w:r>
+        <w:rPr>
+          <w:lang w:val="en_US" w:bidi="en_US"/>
+        </w:rPr>
+      </w:r>
+      <w:r>
+        <w:rPr>
+          <w:lang w:val="en_US" w:bidi="en_US"/>
+        </w:rPr>
+        <w:t>Demetrius was the opposite of Diotrephes. Demetrius was a clear example of a person who knows the truth and lives according to it (</w:t>
       </w:r>
       <w:hyperlink r:id="rId23">
         <w:r>
@@ -1283,7 +1513,7 @@
         <w:rPr>
           <w:lang w:val="en_US" w:bidi="en_US"/>
         </w:rPr>
-        <w:t xml:space="preserve">). The placement of Demetrius’s name at the end of the letter suggests that he was the one who carried John’s letter to Gaius (cp. </w:t>
+        <w:t xml:space="preserve">). His name appears at the end of the letter. This suggests that he was the person who carried John’s letter to Gaius (compare </w:t>
       </w:r>
       <w:hyperlink r:id="rId35">
         <w:r>
@@ -1294,7 +1524,7 @@
             <w:color w:val="0000EE"/>
             <w:u w:val="single"/>
           </w:rPr>
-          <w:t>Col 4:7–9</w:t>
+          <w:t>Colossians 4:7–9</w:t>
         </w:r>
       </w:hyperlink>
       <w:r>
@@ -1312,14 +1542,39 @@
             <w:color w:val="0000EE"/>
             <w:u w:val="single"/>
           </w:rPr>
-          <w:t>1 Pet 5:12</w:t>
+          <w:t>1 Peter 5:12</w:t>
         </w:r>
       </w:hyperlink>
       <w:r>
         <w:rPr>
           <w:lang w:val="en_US" w:bidi="en_US"/>
         </w:rPr>
-        <w:t>). • you know we speak the truth: John wished to protect his honor as a reliable elder over these churches rather than being shamed by any possible usurpation by Diotrephes and other false teachers.</w:t>
+        <w:t>).</w:t>
+      </w:r>
+    </w:p>
+    <w:p>
+      <w:pPr>
+        <w:pStyle w:val="ListBullet"/>
+        <w:spacing w:line="240" w:lineRule="auto"/>
+        <w:ind w:left="720"/>
+      </w:pPr>
+      <w:r>
+        <w:rPr>
+          <w:lang w:val="en_US" w:bidi="en_US"/>
+        </w:rPr>
+      </w:r>
+      <w:r>
+        <w:rPr>
+          <w:i/>
+          <w:lang w:val="en_US" w:bidi="en_US"/>
+        </w:rPr>
+        <w:t>you know that our testimony is true</w:t>
+      </w:r>
+      <w:r>
+        <w:rPr>
+          <w:lang w:val="en_US" w:bidi="en_US"/>
+        </w:rPr>
+        <w:t>: John wanted to protect his honor as a trustworthy elder for these churches. He did not want Diotrephes or other false teachers to challenge or replace his leadership.</w:t>
       </w:r>
       <w:r>
         <w:rPr>
@@ -1367,20 +1622,33 @@
         <w:rPr>
           <w:lang w:val="en_US" w:bidi="en_US"/>
         </w:rPr>
-        <w:t xml:space="preserve">pen and ink (literally </w:t>
+        <w:t xml:space="preserve"> </w:t>
       </w:r>
       <w:r>
         <w:rPr>
           <w:i/>
           <w:lang w:val="en_US" w:bidi="en_US"/>
         </w:rPr>
-        <w:t>ink and reed</w:t>
-      </w:r>
-      <w:r>
-        <w:rPr>
-          <w:lang w:val="en_US" w:bidi="en_US"/>
-        </w:rPr>
-        <w:t xml:space="preserve">): In antiquity, writing was typically done with a stylus shaped from a reed and black carbon ink (see also </w:t>
+        <w:t>with pen and ink (</w:t>
+      </w:r>
+      <w:r>
+        <w:rPr>
+          <w:lang w:val="en_US" w:bidi="en_US"/>
+        </w:rPr>
+        <w:t>literally</w:t>
+      </w:r>
+      <w:r>
+        <w:rPr>
+          <w:i/>
+          <w:lang w:val="en_US" w:bidi="en_US"/>
+        </w:rPr>
+        <w:t xml:space="preserve"> ink and reed</w:t>
+      </w:r>
+      <w:r>
+        <w:rPr>
+          <w:lang w:val="en_US" w:bidi="en_US"/>
+        </w:rPr>
+        <w:t xml:space="preserve">): n ancient times, people often wrote with a pen made from a reed and with black carbon ink (see also </w:t>
       </w:r>
       <w:hyperlink r:id="rId37">
         <w:r>
@@ -1391,7 +1659,7 @@
             <w:color w:val="0000EE"/>
             <w:u w:val="single"/>
           </w:rPr>
-          <w:t>2 Jn 1:12</w:t>
+          <w:t>2 John 1:12</w:t>
         </w:r>
       </w:hyperlink>
       <w:r>
@@ -1446,7 +1714,7 @@
         <w:rPr>
           <w:lang w:val="en_US" w:bidi="en_US"/>
         </w:rPr>
-        <w:t>As in 2 John, the conclusion of 3 John shows John’s desire to make a personal visit and see to the instructions of this letter.</w:t>
+        <w:t>As in 2 John, the end of 3 John shows John’s desire to visit in person and make sure the instructions in this letter are followed.</w:t>
       </w:r>
       <w:r>
         <w:rPr>
@@ -1494,20 +1762,20 @@
         <w:rPr>
           <w:lang w:val="en_US" w:bidi="en_US"/>
         </w:rPr>
-        <w:t xml:space="preserve">Our English idiom face to face parallels the Greek idiom used here (literally </w:t>
+        <w:t xml:space="preserve">The English expression </w:t>
       </w:r>
       <w:r>
         <w:rPr>
           <w:i/>
           <w:lang w:val="en_US" w:bidi="en_US"/>
         </w:rPr>
-        <w:t>mouth to mouth;</w:t>
-      </w:r>
-      <w:r>
-        <w:rPr>
-          <w:lang w:val="en_US" w:bidi="en_US"/>
-        </w:rPr>
-        <w:t xml:space="preserve"> see also </w:t>
+        <w:t>face to face</w:t>
+      </w:r>
+      <w:r>
+        <w:rPr>
+          <w:lang w:val="en_US" w:bidi="en_US"/>
+        </w:rPr>
+        <w:t xml:space="preserve"> is similar in meaning to the Greek expression used here, which means “mouth to mouth” (literally) (see also </w:t>
       </w:r>
       <w:hyperlink r:id="rId37">
         <w:r>
@@ -1518,14 +1786,14 @@
             <w:color w:val="0000EE"/>
             <w:u w:val="single"/>
           </w:rPr>
-          <w:t>2 Jn 1:12</w:t>
+          <w:t>2 John 1:12</w:t>
         </w:r>
       </w:hyperlink>
       <w:r>
         <w:rPr>
           <w:lang w:val="en_US" w:bidi="en_US"/>
         </w:rPr>
-        <w:t>).</w:t>
+        <w:t>). In Greek, the phrase “mouth to mouth” is an idiom that means close, direct, and personal communication. It pictures two people speaking to each other without anything in between.</w:t>
       </w:r>
       <w:r>
         <w:rPr>
@@ -1554,26 +1822,55 @@
         <w:rPr>
           <w:lang w:val="en_US" w:bidi="en_US"/>
         </w:rPr>
-        <w:t>3 John 1:15</w:t>
-      </w:r>
-      <w:r>
-        <w:rPr>
-          <w:lang w:val="en_US" w:bidi="en_US"/>
-        </w:rPr>
-      </w:r>
-    </w:p>
-    <w:p>
-      <w:pPr/>
-      <w:r>
-        <w:rPr>
-          <w:lang w:val="en_US" w:bidi="en_US"/>
-        </w:rPr>
-      </w:r>
-      <w:r>
-        <w:rPr>
-          <w:lang w:val="en_US" w:bidi="en_US"/>
-        </w:rPr>
-        <w:t>John closes his letter with his farewell and with greetings to others. • Peace be with you: This was a traditional greeting among the Jews (</w:t>
+        <w:t>3 John 1:14–15</w:t>
+      </w:r>
+      <w:r>
+        <w:rPr>
+          <w:lang w:val="en_US" w:bidi="en_US"/>
+        </w:rPr>
+      </w:r>
+    </w:p>
+    <w:p>
+      <w:pPr>
+        <w:pStyle w:val="ListBullet"/>
+        <w:spacing w:line="240" w:lineRule="auto"/>
+        <w:ind w:left="720"/>
+      </w:pPr>
+      <w:r>
+        <w:rPr>
+          <w:lang w:val="en_US" w:bidi="en_US"/>
+        </w:rPr>
+      </w:r>
+      <w:r>
+        <w:rPr>
+          <w:lang w:val="en_US" w:bidi="en_US"/>
+        </w:rPr>
+        <w:t>John closes his letter with his farewell and with greetings to others.</w:t>
+      </w:r>
+    </w:p>
+    <w:p>
+      <w:pPr>
+        <w:pStyle w:val="ListBullet"/>
+        <w:spacing w:line="240" w:lineRule="auto"/>
+        <w:ind w:left="720"/>
+      </w:pPr>
+      <w:r>
+        <w:rPr>
+          <w:lang w:val="en_US" w:bidi="en_US"/>
+        </w:rPr>
+      </w:r>
+      <w:r>
+        <w:rPr>
+          <w:i/>
+          <w:lang w:val="en_US" w:bidi="en_US"/>
+        </w:rPr>
+        <w:t>Peace to you</w:t>
+      </w:r>
+      <w:r>
+        <w:rPr>
+          <w:lang w:val="en_US" w:bidi="en_US"/>
+        </w:rPr>
+        <w:t>: This was a traditional Jewish greeting (</w:t>
       </w:r>
       <w:hyperlink r:id="rId38">
         <w:r>
@@ -1584,7 +1881,7 @@
             <w:color w:val="0000EE"/>
             <w:u w:val="single"/>
           </w:rPr>
-          <w:t>Matt 10:12</w:t>
+          <w:t>Matthew 10:12</w:t>
         </w:r>
       </w:hyperlink>
       <w:r>
@@ -1609,7 +1906,7 @@
         <w:rPr>
           <w:lang w:val="en_US" w:bidi="en_US"/>
         </w:rPr>
-        <w:t>), which had taken on heightened significance for Christians because Jesus used it after his resurrection (</w:t>
+        <w:t>). It became more meaningful for Christians because Jesus used it after his resurrection (</w:t>
       </w:r>
       <w:hyperlink r:id="rId40">
         <w:r>
@@ -1645,20 +1942,32 @@
         <w:rPr>
           <w:lang w:val="en_US" w:bidi="en_US"/>
         </w:rPr>
-        <w:t xml:space="preserve">). • give my personal greetings (literally </w:t>
+        <w:t>).</w:t>
+      </w:r>
+    </w:p>
+    <w:p>
+      <w:pPr>
+        <w:pStyle w:val="ListBullet"/>
+        <w:spacing w:line="240" w:lineRule="auto"/>
+        <w:ind w:left="720"/>
+      </w:pPr>
+      <w:r>
+        <w:rPr>
+          <w:lang w:val="en_US" w:bidi="en_US"/>
+        </w:rPr>
       </w:r>
       <w:r>
         <w:rPr>
           <w:i/>
           <w:lang w:val="en_US" w:bidi="en_US"/>
         </w:rPr>
-        <w:t>greet by name</w:t>
-      </w:r>
-      <w:r>
-        <w:rPr>
-          <w:lang w:val="en_US" w:bidi="en_US"/>
-        </w:rPr>
-        <w:t xml:space="preserve">): Gaius was to greet the friends—that is, those who accept the apostolic gospel and live according to the truth (cp. </w:t>
+        <w:t>Greet each of our friends there by name</w:t>
+      </w:r>
+      <w:r>
+        <w:rPr>
+          <w:lang w:val="en_US" w:bidi="en_US"/>
+        </w:rPr>
+        <w:t xml:space="preserve">: John expected Gaius to greet the friends. This meant those who accept the good news about Jesus taught by the apostles and live according to the truth (compare </w:t>
       </w:r>
       <w:hyperlink r:id="rId42">
         <w:r>
@@ -1669,7 +1978,7 @@
             <w:color w:val="0000EE"/>
             <w:u w:val="single"/>
           </w:rPr>
-          <w:t>3 Jn 1:3–4</w:t>
+          <w:t>3 John 1:3–4</w:t>
         </w:r>
       </w:hyperlink>
       <w:r>

--- a/eng/docx/64.content.docx
+++ b/eng/docx/64.content.docx
@@ -163,13 +163,6 @@
         <w:rPr>
           <w:lang w:val="en_US" w:bidi="en_US"/>
         </w:rPr>
-      </w:r>
-      <w:r>
-        <w:rPr>
-          <w:i/>
-          <w:lang w:val="en_US" w:bidi="en_US"/>
-        </w:rPr>
-        <w:t>3 John 1:1, 3 John 1:1–4, 3 John 1:3, 3 John 1:4, 3 John 1:5, 3 John 1:5–8, 3 John 1:6, 3 John 1:7–8, 3 John 1:9, 3 John 1:9–12, 3 John 1:11, 3 John 1:12, 3 John 1:13, 3 John 1:13–15, 3 John 1:14, 3 John 1:14–15</w:t>
       </w:r>
       <w:r>
         <w:rPr>

--- a/eng/docx/64.content.docx
+++ b/eng/docx/64.content.docx
@@ -150,19 +150,6 @@
           <w:lang w:val="en_US" w:bidi="en_US"/>
         </w:rPr>
         <w:t>3JN</w:t>
-      </w:r>
-      <w:r>
-        <w:rPr>
-          <w:lang w:val="en_US" w:bidi="en_US"/>
-        </w:rPr>
-      </w:r>
-    </w:p>
-    <w:p>
-      <w:pPr/>
-      <w:r>
-        <w:rPr>
-          <w:lang w:val="en_US" w:bidi="en_US"/>
-        </w:rPr>
       </w:r>
       <w:r>
         <w:rPr>

--- a/eng/docx/64.content.docx
+++ b/eng/docx/64.content.docx
@@ -19,7 +19,7 @@
         <w:rPr>
           <w:lang w:val="en_US" w:bidi="en_US"/>
         </w:rPr>
-        <w:t>Resource: Study Notes (Tyndale)</w:t>
+        <w:t>Resource: Tyndale Open Study Notes</w:t>
       </w:r>
       <w:r>
         <w:rPr>
@@ -112,7 +112,7 @@
         <w:rPr>
           <w:lang w:val="en_US" w:bidi="en_US"/>
         </w:rPr>
-        <w:t>Study Notes (Tyndale)</w:t>
+        <w:t>Tyndale Open Study Notes</w:t>
       </w:r>
     </w:p>
     <w:p>

--- a/eng/docx/64.content.docx
+++ b/eng/docx/64.content.docx
@@ -19,7 +19,7 @@
         <w:rPr>
           <w:lang w:val="en_US" w:bidi="en_US"/>
         </w:rPr>
-        <w:t>Resource: Tyndale Open Study Notes</w:t>
+        <w:t>Resource: Aquifer Open Study Notes</w:t>
       </w:r>
       <w:r>
         <w:rPr>
@@ -112,7 +112,7 @@
         <w:rPr>
           <w:lang w:val="en_US" w:bidi="en_US"/>
         </w:rPr>
-        <w:t>Tyndale Open Study Notes</w:t>
+        <w:t>Aquifer Open Study Notes</w:t>
       </w:r>
     </w:p>
     <w:p>

--- a/eng/docx/64.content.docx
+++ b/eng/docx/64.content.docx
@@ -287,72 +287,48 @@
         </w:rPr>
         <w:t xml:space="preserve"> (see </w:t>
       </w:r>
-      <w:hyperlink r:id="rId13">
-        <w:r>
-          <w:rPr>
-            <w:lang w:val="en_US" w:bidi="en_US"/>
-          </w:rPr>
-          <w:rPr>
-            <w:color w:val="0000EE"/>
-            <w:u w:val="single"/>
-          </w:rPr>
-          <w:t>Acts 19:29</w:t>
-        </w:r>
-      </w:hyperlink>
+      <w:r>
+        <w:rPr>
+          <w:lang w:val="en_US" w:bidi="en_US"/>
+        </w:rPr>
+        <w:t>Acts 19:29</w:t>
+      </w:r>
       <w:r>
         <w:rPr>
           <w:lang w:val="en_US" w:bidi="en_US"/>
         </w:rPr>
         <w:t xml:space="preserve">; </w:t>
       </w:r>
-      <w:hyperlink r:id="rId14">
-        <w:r>
-          <w:rPr>
-            <w:lang w:val="en_US" w:bidi="en_US"/>
-          </w:rPr>
-          <w:rPr>
-            <w:color w:val="0000EE"/>
-            <w:u w:val="single"/>
-          </w:rPr>
-          <w:t>20:4</w:t>
-        </w:r>
-      </w:hyperlink>
+      <w:r>
+        <w:rPr>
+          <w:lang w:val="en_US" w:bidi="en_US"/>
+        </w:rPr>
+        <w:t>20:4</w:t>
+      </w:r>
       <w:r>
         <w:rPr>
           <w:lang w:val="en_US" w:bidi="en_US"/>
         </w:rPr>
         <w:t xml:space="preserve">; </w:t>
       </w:r>
-      <w:hyperlink r:id="rId15">
-        <w:r>
-          <w:rPr>
-            <w:lang w:val="en_US" w:bidi="en_US"/>
-          </w:rPr>
-          <w:rPr>
-            <w:color w:val="0000EE"/>
-            <w:u w:val="single"/>
-          </w:rPr>
-          <w:t>Romans 16:23</w:t>
-        </w:r>
-      </w:hyperlink>
+      <w:r>
+        <w:rPr>
+          <w:lang w:val="en_US" w:bidi="en_US"/>
+        </w:rPr>
+        <w:t>Romans 16:23</w:t>
+      </w:r>
       <w:r>
         <w:rPr>
           <w:lang w:val="en_US" w:bidi="en_US"/>
         </w:rPr>
         <w:t xml:space="preserve">; </w:t>
       </w:r>
-      <w:hyperlink r:id="rId16">
-        <w:r>
-          <w:rPr>
-            <w:lang w:val="en_US" w:bidi="en_US"/>
-          </w:rPr>
-          <w:rPr>
-            <w:color w:val="0000EE"/>
-            <w:u w:val="single"/>
-          </w:rPr>
-          <w:t>1 Corinthians 1:14</w:t>
-        </w:r>
-      </w:hyperlink>
+      <w:r>
+        <w:rPr>
+          <w:lang w:val="en_US" w:bidi="en_US"/>
+        </w:rPr>
+        <w:t>1 Corinthians 1:14</w:t>
+      </w:r>
       <w:r>
         <w:rPr>
           <w:lang w:val="en_US" w:bidi="en_US"/>
@@ -557,36 +533,24 @@
         </w:rPr>
         <w:t xml:space="preserve">) were probably John's messengers. They traveled between churches, teaching the good news about Jesus and encouraging Christians (see </w:t>
       </w:r>
-      <w:hyperlink r:id="rId17">
-        <w:r>
-          <w:rPr>
-            <w:lang w:val="en_US" w:bidi="en_US"/>
-          </w:rPr>
-          <w:rPr>
-            <w:color w:val="0000EE"/>
-            <w:u w:val="single"/>
-          </w:rPr>
-          <w:t>1:5</w:t>
-        </w:r>
-      </w:hyperlink>
+      <w:r>
+        <w:rPr>
+          <w:lang w:val="en_US" w:bidi="en_US"/>
+        </w:rPr>
+        <w:t>1:5</w:t>
+      </w:r>
       <w:r>
         <w:rPr>
           <w:lang w:val="en_US" w:bidi="en_US"/>
         </w:rPr>
         <w:t xml:space="preserve">, </w:t>
       </w:r>
-      <w:hyperlink r:id="rId18">
-        <w:r>
-          <w:rPr>
-            <w:lang w:val="en_US" w:bidi="en_US"/>
-          </w:rPr>
-          <w:rPr>
-            <w:color w:val="0000EE"/>
-            <w:u w:val="single"/>
-          </w:rPr>
-          <w:t>10</w:t>
-        </w:r>
-      </w:hyperlink>
+      <w:r>
+        <w:rPr>
+          <w:lang w:val="en_US" w:bidi="en_US"/>
+        </w:rPr>
+        <w:t>10</w:t>
+      </w:r>
       <w:r>
         <w:rPr>
           <w:lang w:val="en_US" w:bidi="en_US"/>
@@ -618,18 +582,12 @@
         </w:rPr>
         <w:t xml:space="preserve">: Gaius remained faithful to the message about Jesus Christ that the apostles taught. The false teachers denied that Jesus truly came in the flesh or that his death was a real sacrifice (compare </w:t>
       </w:r>
-      <w:hyperlink r:id="rId19">
-        <w:r>
-          <w:rPr>
-            <w:lang w:val="en_US" w:bidi="en_US"/>
-          </w:rPr>
-          <w:rPr>
-            <w:color w:val="0000EE"/>
-            <w:u w:val="single"/>
-          </w:rPr>
-          <w:t>1 John 4:1–3</w:t>
-        </w:r>
-      </w:hyperlink>
+      <w:r>
+        <w:rPr>
+          <w:lang w:val="en_US" w:bidi="en_US"/>
+        </w:rPr>
+        <w:t>1 John 4:1–3</w:t>
+      </w:r>
       <w:r>
         <w:rPr>
           <w:lang w:val="en_US" w:bidi="en_US"/>
@@ -684,36 +642,24 @@
         </w:rPr>
         <w:t xml:space="preserve">Like in 2 John (see </w:t>
       </w:r>
-      <w:hyperlink r:id="rId20">
-        <w:r>
-          <w:rPr>
-            <w:lang w:val="en_US" w:bidi="en_US"/>
-          </w:rPr>
-          <w:rPr>
-            <w:color w:val="0000EE"/>
-            <w:u w:val="single"/>
-          </w:rPr>
-          <w:t>2 John 1:1–4</w:t>
-        </w:r>
-      </w:hyperlink>
+      <w:r>
+        <w:rPr>
+          <w:lang w:val="en_US" w:bidi="en_US"/>
+        </w:rPr>
+        <w:t>2 John 1:1–4</w:t>
+      </w:r>
       <w:r>
         <w:rPr>
           <w:lang w:val="en_US" w:bidi="en_US"/>
         </w:rPr>
         <w:t>), John emphasizes the importance of knowing and following the truth. This stands in contrast to Diotrephes and those who follow him (</w:t>
       </w:r>
-      <w:hyperlink r:id="rId21">
-        <w:r>
-          <w:rPr>
-            <w:lang w:val="en_US" w:bidi="en_US"/>
-          </w:rPr>
-          <w:rPr>
-            <w:color w:val="0000EE"/>
-            <w:u w:val="single"/>
-          </w:rPr>
-          <w:t>3 John 1:9</w:t>
-        </w:r>
-      </w:hyperlink>
+      <w:r>
+        <w:rPr>
+          <w:lang w:val="en_US" w:bidi="en_US"/>
+        </w:rPr>
+        <w:t>3 John 1:9</w:t>
+      </w:r>
       <w:r>
         <w:rPr>
           <w:lang w:val="en_US" w:bidi="en_US"/>
@@ -781,18 +727,12 @@
         </w:rPr>
         <w:t>) who went from church to church to support the apostles’ teaching about Christ (</w:t>
       </w:r>
-      <w:hyperlink r:id="rId22">
-        <w:r>
-          <w:rPr>
-            <w:lang w:val="en_US" w:bidi="en_US"/>
-          </w:rPr>
-          <w:rPr>
-            <w:color w:val="0000EE"/>
-            <w:u w:val="single"/>
-          </w:rPr>
-          <w:t>1:7–8</w:t>
-        </w:r>
-      </w:hyperlink>
+      <w:r>
+        <w:rPr>
+          <w:lang w:val="en_US" w:bidi="en_US"/>
+        </w:rPr>
+        <w:t>1:7–8</w:t>
+      </w:r>
       <w:r>
         <w:rPr>
           <w:lang w:val="en_US" w:bidi="en_US"/>
@@ -847,18 +787,12 @@
         </w:rPr>
         <w:t>John encourages Gaius to keep supporting the traveling teachers that John sent out (</w:t>
       </w:r>
-      <w:hyperlink r:id="rId23">
-        <w:r>
-          <w:rPr>
-            <w:lang w:val="en_US" w:bidi="en_US"/>
-          </w:rPr>
-          <w:rPr>
-            <w:color w:val="0000EE"/>
-            <w:u w:val="single"/>
-          </w:rPr>
-          <w:t>1:3</w:t>
-        </w:r>
-      </w:hyperlink>
+      <w:r>
+        <w:rPr>
+          <w:lang w:val="en_US" w:bidi="en_US"/>
+        </w:rPr>
+        <w:t>1:3</w:t>
+      </w:r>
       <w:r>
         <w:rPr>
           <w:lang w:val="en_US" w:bidi="en_US"/>
@@ -913,72 +847,48 @@
         </w:rPr>
         <w:t>The church mentioned here was probably in Ephesus, where John was likely staying. Ephesus was an important port city in the province of Asia and was the fourth-largest city in the Roman Empire. It later became an important center for the Christian community (</w:t>
       </w:r>
-      <w:hyperlink r:id="rId24">
-        <w:r>
-          <w:rPr>
-            <w:lang w:val="en_US" w:bidi="en_US"/>
-          </w:rPr>
-          <w:rPr>
-            <w:color w:val="0000EE"/>
-            <w:u w:val="single"/>
-          </w:rPr>
-          <w:t>Acts 18:19–19:41</w:t>
-        </w:r>
-      </w:hyperlink>
+      <w:r>
+        <w:rPr>
+          <w:lang w:val="en_US" w:bidi="en_US"/>
+        </w:rPr>
+        <w:t>Acts 18:19–19:41</w:t>
+      </w:r>
       <w:r>
         <w:rPr>
           <w:lang w:val="en_US" w:bidi="en_US"/>
         </w:rPr>
         <w:t xml:space="preserve">; </w:t>
       </w:r>
-      <w:hyperlink r:id="rId25">
-        <w:r>
-          <w:rPr>
-            <w:lang w:val="en_US" w:bidi="en_US"/>
-          </w:rPr>
-          <w:rPr>
-            <w:color w:val="0000EE"/>
-            <w:u w:val="single"/>
-          </w:rPr>
-          <w:t>1 Timothy 1:3</w:t>
-        </w:r>
-      </w:hyperlink>
+      <w:r>
+        <w:rPr>
+          <w:lang w:val="en_US" w:bidi="en_US"/>
+        </w:rPr>
+        <w:t>1 Timothy 1:3</w:t>
+      </w:r>
       <w:r>
         <w:rPr>
           <w:lang w:val="en_US" w:bidi="en_US"/>
         </w:rPr>
         <w:t xml:space="preserve">; </w:t>
       </w:r>
-      <w:hyperlink r:id="rId26">
-        <w:r>
-          <w:rPr>
-            <w:lang w:val="en_US" w:bidi="en_US"/>
-          </w:rPr>
-          <w:rPr>
-            <w:color w:val="0000EE"/>
-            <w:u w:val="single"/>
-          </w:rPr>
-          <w:t>1 Peter 1:1</w:t>
-        </w:r>
-      </w:hyperlink>
+      <w:r>
+        <w:rPr>
+          <w:lang w:val="en_US" w:bidi="en_US"/>
+        </w:rPr>
+        <w:t>1 Peter 1:1</w:t>
+      </w:r>
       <w:r>
         <w:rPr>
           <w:lang w:val="en_US" w:bidi="en_US"/>
         </w:rPr>
         <w:t xml:space="preserve">; </w:t>
       </w:r>
-      <w:hyperlink r:id="rId27">
-        <w:r>
-          <w:rPr>
-            <w:lang w:val="en_US" w:bidi="en_US"/>
-          </w:rPr>
-          <w:rPr>
-            <w:color w:val="0000EE"/>
-            <w:u w:val="single"/>
-          </w:rPr>
-          <w:t>Revelation 2:1–7</w:t>
-        </w:r>
-      </w:hyperlink>
+      <w:r>
+        <w:rPr>
+          <w:lang w:val="en_US" w:bidi="en_US"/>
+        </w:rPr>
+        <w:t>Revelation 2:1–7</w:t>
+      </w:r>
       <w:r>
         <w:rPr>
           <w:lang w:val="en_US" w:bidi="en_US"/>
@@ -1057,18 +967,12 @@
         </w:rPr>
         <w:t xml:space="preserve"> referred to Jesus Christ (see </w:t>
       </w:r>
-      <w:hyperlink r:id="rId28">
-        <w:r>
-          <w:rPr>
-            <w:lang w:val="en_US" w:bidi="en_US"/>
-          </w:rPr>
-          <w:rPr>
-            <w:color w:val="0000EE"/>
-            <w:u w:val="single"/>
-          </w:rPr>
-          <w:t>Acts 5:41</w:t>
-        </w:r>
-      </w:hyperlink>
+      <w:r>
+        <w:rPr>
+          <w:lang w:val="en_US" w:bidi="en_US"/>
+        </w:rPr>
+        <w:t>Acts 5:41</w:t>
+      </w:r>
       <w:r>
         <w:rPr>
           <w:lang w:val="en_US" w:bidi="en_US"/>
@@ -1093,36 +997,24 @@
         </w:rPr>
         <w:t xml:space="preserve">The traveling teachers had chosen to accept nothing offered to them from people who are not Christians. Instead, they relied on the churches for support. Christians who give support to trustworthy traveling teachers share in their work as those teachers spread the truth (see </w:t>
       </w:r>
-      <w:hyperlink r:id="rId29">
-        <w:r>
-          <w:rPr>
-            <w:lang w:val="en_US" w:bidi="en_US"/>
-          </w:rPr>
-          <w:rPr>
-            <w:color w:val="0000EE"/>
-            <w:u w:val="single"/>
-          </w:rPr>
-          <w:t>Matthew 10:41–42</w:t>
-        </w:r>
-      </w:hyperlink>
+      <w:r>
+        <w:rPr>
+          <w:lang w:val="en_US" w:bidi="en_US"/>
+        </w:rPr>
+        <w:t>Matthew 10:41–42</w:t>
+      </w:r>
       <w:r>
         <w:rPr>
           <w:lang w:val="en_US" w:bidi="en_US"/>
         </w:rPr>
         <w:t xml:space="preserve">; </w:t>
       </w:r>
-      <w:hyperlink r:id="rId30">
-        <w:r>
-          <w:rPr>
-            <w:lang w:val="en_US" w:bidi="en_US"/>
-          </w:rPr>
-          <w:rPr>
-            <w:color w:val="0000EE"/>
-            <w:u w:val="single"/>
-          </w:rPr>
-          <w:t>Philippians 4:15–19</w:t>
-        </w:r>
-      </w:hyperlink>
+      <w:r>
+        <w:rPr>
+          <w:lang w:val="en_US" w:bidi="en_US"/>
+        </w:rPr>
+        <w:t>Philippians 4:15–19</w:t>
+      </w:r>
       <w:r>
         <w:rPr>
           <w:lang w:val="en_US" w:bidi="en_US"/>
@@ -1212,18 +1104,12 @@
         </w:rPr>
         <w:t xml:space="preserve">Diotrephes was proud and thought himself important. He was motivated by selfish ambition (see </w:t>
       </w:r>
-      <w:hyperlink r:id="rId31">
-        <w:r>
-          <w:rPr>
-            <w:lang w:val="en_US" w:bidi="en_US"/>
-          </w:rPr>
-          <w:rPr>
-            <w:color w:val="0000EE"/>
-            <w:u w:val="single"/>
-          </w:rPr>
-          <w:t>1 Timothy 3:6</w:t>
-        </w:r>
-      </w:hyperlink>
+      <w:r>
+        <w:rPr>
+          <w:lang w:val="en_US" w:bidi="en_US"/>
+        </w:rPr>
+        <w:t>1 Timothy 3:6</w:t>
+      </w:r>
       <w:r>
         <w:rPr>
           <w:lang w:val="en_US" w:bidi="en_US"/>
@@ -1261,36 +1147,24 @@
         </w:rPr>
         <w:t xml:space="preserve">This disagreement was a major issue that John addressed in 1 John (see, for example, </w:t>
       </w:r>
-      <w:hyperlink r:id="rId32">
-        <w:r>
-          <w:rPr>
-            <w:lang w:val="en_US" w:bidi="en_US"/>
-          </w:rPr>
-          <w:rPr>
-            <w:color w:val="0000EE"/>
-            <w:u w:val="single"/>
-          </w:rPr>
-          <w:t>1 John 2:19</w:t>
-        </w:r>
-      </w:hyperlink>
+      <w:r>
+        <w:rPr>
+          <w:lang w:val="en_US" w:bidi="en_US"/>
+        </w:rPr>
+        <w:t>1 John 2:19</w:t>
+      </w:r>
       <w:r>
         <w:rPr>
           <w:lang w:val="en_US" w:bidi="en_US"/>
         </w:rPr>
         <w:t xml:space="preserve">; </w:t>
       </w:r>
-      <w:hyperlink r:id="rId33">
-        <w:r>
-          <w:rPr>
-            <w:lang w:val="en_US" w:bidi="en_US"/>
-          </w:rPr>
-          <w:rPr>
-            <w:color w:val="0000EE"/>
-            <w:u w:val="single"/>
-          </w:rPr>
-          <w:t>4:5–6</w:t>
-        </w:r>
-      </w:hyperlink>
+      <w:r>
+        <w:rPr>
+          <w:lang w:val="en_US" w:bidi="en_US"/>
+        </w:rPr>
+        <w:t>4:5–6</w:t>
+      </w:r>
       <w:r>
         <w:rPr>
           <w:lang w:val="en_US" w:bidi="en_US"/>
@@ -1407,18 +1281,12 @@
         </w:rPr>
         <w:t>: John condemns Diotrephes for not living by the Christian rule of love (</w:t>
       </w:r>
-      <w:hyperlink r:id="rId34">
-        <w:r>
-          <w:rPr>
-            <w:lang w:val="en_US" w:bidi="en_US"/>
-          </w:rPr>
-          <w:rPr>
-            <w:color w:val="0000EE"/>
-            <w:u w:val="single"/>
-          </w:rPr>
-          <w:t>1 John 3:10–14</w:t>
-        </w:r>
-      </w:hyperlink>
+      <w:r>
+        <w:rPr>
+          <w:lang w:val="en_US" w:bidi="en_US"/>
+        </w:rPr>
+        <w:t>1 John 3:10–14</w:t>
+      </w:r>
       <w:r>
         <w:rPr>
           <w:lang w:val="en_US" w:bidi="en_US"/>
@@ -1477,54 +1345,36 @@
         </w:rPr>
         <w:t>Demetrius was the opposite of Diotrephes. Demetrius was a clear example of a person who knows the truth and lives according to it (</w:t>
       </w:r>
-      <w:hyperlink r:id="rId23">
-        <w:r>
-          <w:rPr>
-            <w:lang w:val="en_US" w:bidi="en_US"/>
-          </w:rPr>
-          <w:rPr>
-            <w:color w:val="0000EE"/>
-            <w:u w:val="single"/>
-          </w:rPr>
-          <w:t>1:3</w:t>
-        </w:r>
-      </w:hyperlink>
+      <w:r>
+        <w:rPr>
+          <w:lang w:val="en_US" w:bidi="en_US"/>
+        </w:rPr>
+        <w:t>1:3</w:t>
+      </w:r>
       <w:r>
         <w:rPr>
           <w:lang w:val="en_US" w:bidi="en_US"/>
         </w:rPr>
         <w:t xml:space="preserve">). His name appears at the end of the letter. This suggests that he was the person who carried John’s letter to Gaius (compare </w:t>
       </w:r>
-      <w:hyperlink r:id="rId35">
-        <w:r>
-          <w:rPr>
-            <w:lang w:val="en_US" w:bidi="en_US"/>
-          </w:rPr>
-          <w:rPr>
-            <w:color w:val="0000EE"/>
-            <w:u w:val="single"/>
-          </w:rPr>
-          <w:t>Colossians 4:7–9</w:t>
-        </w:r>
-      </w:hyperlink>
+      <w:r>
+        <w:rPr>
+          <w:lang w:val="en_US" w:bidi="en_US"/>
+        </w:rPr>
+        <w:t>Colossians 4:7–9</w:t>
+      </w:r>
       <w:r>
         <w:rPr>
           <w:lang w:val="en_US" w:bidi="en_US"/>
         </w:rPr>
         <w:t xml:space="preserve">; </w:t>
       </w:r>
-      <w:hyperlink r:id="rId36">
-        <w:r>
-          <w:rPr>
-            <w:lang w:val="en_US" w:bidi="en_US"/>
-          </w:rPr>
-          <w:rPr>
-            <w:color w:val="0000EE"/>
-            <w:u w:val="single"/>
-          </w:rPr>
-          <w:t>1 Peter 5:12</w:t>
-        </w:r>
-      </w:hyperlink>
+      <w:r>
+        <w:rPr>
+          <w:lang w:val="en_US" w:bidi="en_US"/>
+        </w:rPr>
+        <w:t>1 Peter 5:12</w:t>
+      </w:r>
       <w:r>
         <w:rPr>
           <w:lang w:val="en_US" w:bidi="en_US"/>
@@ -1630,18 +1480,12 @@
         </w:rPr>
         <w:t xml:space="preserve">): n ancient times, people often wrote with a pen made from a reed and with black carbon ink (see also </w:t>
       </w:r>
-      <w:hyperlink r:id="rId37">
-        <w:r>
-          <w:rPr>
-            <w:lang w:val="en_US" w:bidi="en_US"/>
-          </w:rPr>
-          <w:rPr>
-            <w:color w:val="0000EE"/>
-            <w:u w:val="single"/>
-          </w:rPr>
-          <w:t>2 John 1:12</w:t>
-        </w:r>
-      </w:hyperlink>
+      <w:r>
+        <w:rPr>
+          <w:lang w:val="en_US" w:bidi="en_US"/>
+        </w:rPr>
+        <w:t>2 John 1:12</w:t>
+      </w:r>
       <w:r>
         <w:rPr>
           <w:lang w:val="en_US" w:bidi="en_US"/>
@@ -1757,18 +1601,12 @@
         </w:rPr>
         <w:t xml:space="preserve"> is similar in meaning to the Greek expression used here, which means “mouth to mouth” (literally) (see also </w:t>
       </w:r>
-      <w:hyperlink r:id="rId37">
-        <w:r>
-          <w:rPr>
-            <w:lang w:val="en_US" w:bidi="en_US"/>
-          </w:rPr>
-          <w:rPr>
-            <w:color w:val="0000EE"/>
-            <w:u w:val="single"/>
-          </w:rPr>
-          <w:t>2 John 1:12</w:t>
-        </w:r>
-      </w:hyperlink>
+      <w:r>
+        <w:rPr>
+          <w:lang w:val="en_US" w:bidi="en_US"/>
+        </w:rPr>
+        <w:t>2 John 1:12</w:t>
+      </w:r>
       <w:r>
         <w:rPr>
           <w:lang w:val="en_US" w:bidi="en_US"/>
@@ -1852,72 +1690,48 @@
         </w:rPr>
         <w:t>: This was a traditional Jewish greeting (</w:t>
       </w:r>
-      <w:hyperlink r:id="rId38">
-        <w:r>
-          <w:rPr>
-            <w:lang w:val="en_US" w:bidi="en_US"/>
-          </w:rPr>
-          <w:rPr>
-            <w:color w:val="0000EE"/>
-            <w:u w:val="single"/>
-          </w:rPr>
-          <w:t>Matthew 10:12</w:t>
-        </w:r>
-      </w:hyperlink>
+      <w:r>
+        <w:rPr>
+          <w:lang w:val="en_US" w:bidi="en_US"/>
+        </w:rPr>
+        <w:t>Matthew 10:12</w:t>
+      </w:r>
       <w:r>
         <w:rPr>
           <w:lang w:val="en_US" w:bidi="en_US"/>
         </w:rPr>
         <w:t xml:space="preserve">; </w:t>
       </w:r>
-      <w:hyperlink r:id="rId39">
-        <w:r>
-          <w:rPr>
-            <w:lang w:val="en_US" w:bidi="en_US"/>
-          </w:rPr>
-          <w:rPr>
-            <w:color w:val="0000EE"/>
-            <w:u w:val="single"/>
-          </w:rPr>
-          <w:t>Luke 10:5–6</w:t>
-        </w:r>
-      </w:hyperlink>
+      <w:r>
+        <w:rPr>
+          <w:lang w:val="en_US" w:bidi="en_US"/>
+        </w:rPr>
+        <w:t>Luke 10:5–6</w:t>
+      </w:r>
       <w:r>
         <w:rPr>
           <w:lang w:val="en_US" w:bidi="en_US"/>
         </w:rPr>
         <w:t>). It became more meaningful for Christians because Jesus used it after his resurrection (</w:t>
       </w:r>
-      <w:hyperlink r:id="rId40">
-        <w:r>
-          <w:rPr>
-            <w:lang w:val="en_US" w:bidi="en_US"/>
-          </w:rPr>
-          <w:rPr>
-            <w:color w:val="0000EE"/>
-            <w:u w:val="single"/>
-          </w:rPr>
-          <w:t>John 20:19–21</w:t>
-        </w:r>
-      </w:hyperlink>
+      <w:r>
+        <w:rPr>
+          <w:lang w:val="en_US" w:bidi="en_US"/>
+        </w:rPr>
+        <w:t>John 20:19–21</w:t>
+      </w:r>
       <w:r>
         <w:rPr>
           <w:lang w:val="en_US" w:bidi="en_US"/>
         </w:rPr>
         <w:t xml:space="preserve">, </w:t>
       </w:r>
-      <w:hyperlink r:id="rId41">
-        <w:r>
-          <w:rPr>
-            <w:lang w:val="en_US" w:bidi="en_US"/>
-          </w:rPr>
-          <w:rPr>
-            <w:color w:val="0000EE"/>
-            <w:u w:val="single"/>
-          </w:rPr>
-          <w:t>26</w:t>
-        </w:r>
-      </w:hyperlink>
+      <w:r>
+        <w:rPr>
+          <w:lang w:val="en_US" w:bidi="en_US"/>
+        </w:rPr>
+        <w:t>26</w:t>
+      </w:r>
       <w:r>
         <w:rPr>
           <w:lang w:val="en_US" w:bidi="en_US"/>
@@ -1949,18 +1763,12 @@
         </w:rPr>
         <w:t xml:space="preserve">: John expected Gaius to greet the friends. This meant those who accept the good news about Jesus taught by the apostles and live according to the truth (compare </w:t>
       </w:r>
-      <w:hyperlink r:id="rId42">
-        <w:r>
-          <w:rPr>
-            <w:lang w:val="en_US" w:bidi="en_US"/>
-          </w:rPr>
-          <w:rPr>
-            <w:color w:val="0000EE"/>
-            <w:u w:val="single"/>
-          </w:rPr>
-          <w:t>3 John 1:3–4</w:t>
-        </w:r>
-      </w:hyperlink>
+      <w:r>
+        <w:rPr>
+          <w:lang w:val="en_US" w:bidi="en_US"/>
+        </w:rPr>
+        <w:t>3 John 1:3–4</w:t>
+      </w:r>
       <w:r>
         <w:rPr>
           <w:lang w:val="en_US" w:bidi="en_US"/>
